--- a/docs/legal/politika-obrabotki-personalnyh-dannyh.docx
+++ b/docs/legal/politika-obrabotki-personalnyh-dannyh.docx
@@ -184,21 +184,21 @@
           <w:sz w:val="22"/>
           <w:szCs w:val="22"/>
         </w:rPr>
-        <w:t xml:space="preserve">1.3. Действие Политики распространяется на все процессы обработки персональных данных, осуществляемые [НАИМЕНОВАНИЕ ОПЕРАТОРА] (далее — Оператор), как с использованием средств автоматизации, в том числе с использованием сайта [https://адрес-сайта] (далее — Сайт) и сервиса [наименование сервиса/платформы] (далее — Сервис), так и без использования таких средств.</w:t>
-      </w:r>
-    </w:p>
-    <w:p>
-      <w:pPr>
-        <w:spacing w:after="80" w:line="276" w:lineRule="auto"/>
-        <w:jc w:val="both"/>
-      </w:pPr>
-      <w:r>
-        <w:rPr>
-          <w:rFonts w:ascii="Times New Roman" w:cs="Times New Roman" w:eastAsia="Times New Roman" w:hAnsi="Times New Roman"/>
-          <w:sz w:val="22"/>
-          <w:szCs w:val="22"/>
-        </w:rPr>
-        <w:t xml:space="preserve">1.4. Во исполнение части 2 статьи 18.1 Закона о персональных данных Политика опубликована в свободном доступе в информационно-телекоммуникационной сети «Интернет» на Сайте по адресу: [URL страницы с Политикой].</w:t>
+        <w:t xml:space="preserve">1.3. Действие Политики распространяется на все процессы обработки персональных данных, осуществляемые [НАИМЕНОВАНИЕ ОПЕРАТОРА] (далее — Оператор), как с использованием средств автоматизации, в том числе с использованием сайта https://gdesite.ru (далее — Сайт) и сервиса создания сайтов и веб-приложений «GdeSite» (далее — Сервис), так и без использования таких средств.</w:t>
+      </w:r>
+    </w:p>
+    <w:p>
+      <w:pPr>
+        <w:spacing w:after="80" w:line="276" w:lineRule="auto"/>
+        <w:jc w:val="both"/>
+      </w:pPr>
+      <w:r>
+        <w:rPr>
+          <w:rFonts w:ascii="Times New Roman" w:cs="Times New Roman" w:eastAsia="Times New Roman" w:hAnsi="Times New Roman"/>
+          <w:sz w:val="22"/>
+          <w:szCs w:val="22"/>
+        </w:rPr>
+        <w:t xml:space="preserve">1.4. Во исполнение части 2 статьи 18.1 Закона о персональных данных Политика опубликована в свободном доступе в информационно-телекоммуникационной сети «Интернет» на Сайте по адресу: https://gdesite.ru/privacy.</w:t>
       </w:r>
     </w:p>
     <w:p>
@@ -516,7 +516,7 @@
           <w:sz w:val="22"/>
           <w:szCs w:val="22"/>
         </w:rPr>
-        <w:t xml:space="preserve">3.2. Контактные данные по вопросам обработки персональных данных: адрес электронной почты [privacy@домен], почтовый адрес: [почтовый адрес для обращений].</w:t>
+        <w:t xml:space="preserve">3.2. Контактные данные по вопросам обработки персональных данных: адрес электронной почты [указать действующий адрес, например privacy@gdesite.ru], почтовый адрес: [почтовый адрес для обращений].</w:t>
       </w:r>
     </w:p>
     <w:p>
@@ -1935,7 +1935,7 @@
                 <w:sz w:val="20"/>
                 <w:szCs w:val="20"/>
               </w:rPr>
-              <w:t xml:space="preserve">ст. 6, 22.1, 24 ТК РФ; п. 1 ч. 1 ст. 6 (согласие соискателя)</w:t>
+              <w:t xml:space="preserve">глава 14 (ст. 86–90) ТК РФ; п. 1 ч. 1 ст. 6 Закона о персональных данных (согласие соискателя)</w:t>
             </w:r>
           </w:p>
         </w:tc>
@@ -1963,7 +1963,7 @@
                 <w:sz w:val="20"/>
                 <w:szCs w:val="20"/>
               </w:rPr>
-              <w:t xml:space="preserve">Сроки, установленные трудовым и архивным законодательством; данные соискателей — не более 1 года либо 30 дней после отказа</w:t>
+              <w:t xml:space="preserve">Сроки, установленные трудовым и архивным законодательством; данные соискателей — до завершения рассмотрения отклика, при наличии согласия — не более 1 года</w:t>
             </w:r>
           </w:p>
         </w:tc>
@@ -2128,6 +2128,20 @@
     </w:p>
     <w:p>
       <w:pPr>
+        <w:spacing w:after="80" w:line="276" w:lineRule="auto"/>
+        <w:jc w:val="both"/>
+      </w:pPr>
+      <w:r>
+        <w:rPr>
+          <w:rFonts w:ascii="Times New Roman" w:cs="Times New Roman" w:eastAsia="Times New Roman" w:hAnsi="Times New Roman"/>
+          <w:sz w:val="22"/>
+          <w:szCs w:val="22"/>
+        </w:rPr>
+        <w:t xml:space="preserve">6.8. Функции Сервиса по генерации сайтов и контента основаны на технологии больших языковых моделей: текстовые описания (запросы), направляемые Пользователем в Сервис для генерации, обрабатываются автоматически, в том числе с привлечением провайдера ИИ-технологии [наименование провайдера]. Пользователь обязуется не включать в такие описания персональные данные — свои и третьих лиц. Содержание запросов не используется Оператором в целях, не связанных с исполнением договора с Пользователем.</w:t>
+      </w:r>
+    </w:p>
+    <w:p>
+      <w:pPr>
         <w:keepNext/>
         <w:spacing w:after="160" w:before="280"/>
         <w:jc w:val="center"/>
@@ -2168,7 +2182,7 @@
           <w:sz w:val="22"/>
           <w:szCs w:val="22"/>
         </w:rPr>
-        <w:t xml:space="preserve">7.2. Оператор поручает обработку персональных данных следующим категориям лиц: хостинг-провайдерам и операторам центров обработки данных [наименования]; операторам сервисов почтовых и SMS-рассылок [наименования]; операторам платёжной инфраструктуры [наименования]; оператору сервиса веб-аналитики [например, ООО «Яндекс» — Яндекс Метрика]. Актуальный перечень предоставляется по запросу субъекта персональных данных.</w:t>
+        <w:t xml:space="preserve">7.2. Оператор поручает обработку персональных данных следующим категориям лиц: хостинг-провайдерам и операторам центров обработки данных [наименования]; операторам сервисов почтовых и SMS-рассылок [наименования]; операторам платёжной инфраструктуры [наименования]; оператору сервиса веб-аналитики [например, ООО «Яндекс» — Яндекс Метрика]; провайдеру технологии генерации контента [наименование — при условии, что персональные данные такому провайдеру не передаются либо соблюдены требования к их передаче]. Актуальный перечень предоставляется по запросу субъекта персональных данных.</w:t>
       </w:r>
     </w:p>
     <w:p>

--- a/docs/legal/politika-obrabotki-personalnyh-dannyh.docx
+++ b/docs/legal/politika-obrabotki-personalnyh-dannyh.docx
@@ -44,7 +44,7 @@
           <w:sz w:val="22"/>
           <w:szCs w:val="22"/>
         </w:rPr>
-        <w:t xml:space="preserve">[должность руководителя]</w:t>
+        <w:t xml:space="preserve">Генеральный директор</w:t>
       </w:r>
     </w:p>
     <w:p>
@@ -59,7 +59,7 @@
           <w:sz w:val="22"/>
           <w:szCs w:val="22"/>
         </w:rPr>
-        <w:t xml:space="preserve">[НАИМЕНОВАНИЕ ОПЕРАТОРА]</w:t>
+        <w:t xml:space="preserve">АО «ГдеРабота.ру»</w:t>
       </w:r>
     </w:p>
     <w:p>
@@ -125,7 +125,7 @@
           <w:sz w:val="28"/>
           <w:szCs w:val="28"/>
         </w:rPr>
-        <w:t xml:space="preserve">[ПОЛНОЕ НАИМЕНОВАНИЕ ОРГАНИЗАЦИИ / Ф.И.О. ИНДИВИДУАЛЬНОГО ПРЕДПРИНИМАТЕЛЯ]</w:t>
+        <w:t xml:space="preserve">Акционерного общества «ГдеРабота.ру» (сервис GdeSite, сайт gdesite.ru)</w:t>
       </w:r>
     </w:p>
     <w:p>
@@ -184,21 +184,21 @@
           <w:sz w:val="22"/>
           <w:szCs w:val="22"/>
         </w:rPr>
-        <w:t xml:space="preserve">1.3. Действие Политики распространяется на все процессы обработки персональных данных, осуществляемые [НАИМЕНОВАНИЕ ОПЕРАТОРА] (далее — Оператор), как с использованием средств автоматизации, в том числе с использованием сайта https://gdesite.ru (далее — Сайт) и сервиса создания сайтов и веб-приложений «GdeSite» (далее — Сервис), так и без использования таких средств.</w:t>
-      </w:r>
-    </w:p>
-    <w:p>
-      <w:pPr>
-        <w:spacing w:after="80" w:line="276" w:lineRule="auto"/>
-        <w:jc w:val="both"/>
-      </w:pPr>
-      <w:r>
-        <w:rPr>
-          <w:rFonts w:ascii="Times New Roman" w:cs="Times New Roman" w:eastAsia="Times New Roman" w:hAnsi="Times New Roman"/>
-          <w:sz w:val="22"/>
-          <w:szCs w:val="22"/>
-        </w:rPr>
-        <w:t xml:space="preserve">1.4. Во исполнение части 2 статьи 18.1 Закона о персональных данных Политика опубликована в свободном доступе в информационно-телекоммуникационной сети «Интернет» на Сайте по адресу: https://gdesite.ru/privacy.</w:t>
+        <w:t xml:space="preserve">1.3. Действие Политики распространяется на все процессы обработки персональных данных, осуществляемые Акционерным обществом «ГдеРабота.ру» (далее — Оператор), как с использованием средств автоматизации, в том числе с использованием сайта https://gdesite.ru, включая его поддомены (далее — Сайт), и сервиса создания сайтов и веб-приложений по текстовому описанию «GdeSite» (далее — Сервис), так и без использования таких средств.</w:t>
+      </w:r>
+    </w:p>
+    <w:p>
+      <w:pPr>
+        <w:spacing w:after="80" w:line="276" w:lineRule="auto"/>
+        <w:jc w:val="both"/>
+      </w:pPr>
+      <w:r>
+        <w:rPr>
+          <w:rFonts w:ascii="Times New Roman" w:cs="Times New Roman" w:eastAsia="Times New Roman" w:hAnsi="Times New Roman"/>
+          <w:sz w:val="22"/>
+          <w:szCs w:val="22"/>
+        </w:rPr>
+        <w:t xml:space="preserve">1.4. Во исполнение части 2 статьи 18.1 Закона о персональных данных Политика опубликована в свободном доступе в информационно-телекоммуникационной сети «Интернет» на Сайте по адресу: https://gdesite.ru/politika-konfidencialnosti.</w:t>
       </w:r>
     </w:p>
     <w:p>
@@ -502,21 +502,21 @@
           <w:sz w:val="22"/>
           <w:szCs w:val="22"/>
         </w:rPr>
-        <w:t xml:space="preserve">3.1. Оператор персональных данных: [полное наименование организации / Ф.И.О. индивидуального предпринимателя], ИНН [_____________], ОГРН/ОГРНИП [_____________], адрес: [юридический (почтовый) адрес].</w:t>
-      </w:r>
-    </w:p>
-    <w:p>
-      <w:pPr>
-        <w:spacing w:after="80" w:line="276" w:lineRule="auto"/>
-        <w:jc w:val="both"/>
-      </w:pPr>
-      <w:r>
-        <w:rPr>
-          <w:rFonts w:ascii="Times New Roman" w:cs="Times New Roman" w:eastAsia="Times New Roman" w:hAnsi="Times New Roman"/>
-          <w:sz w:val="22"/>
-          <w:szCs w:val="22"/>
-        </w:rPr>
-        <w:t xml:space="preserve">3.2. Контактные данные по вопросам обработки персональных данных: адрес электронной почты [указать действующий адрес, например privacy@gdesite.ru], почтовый адрес: [почтовый адрес для обращений].</w:t>
+        <w:t xml:space="preserve">3.1. Оператор персональных данных: Акционерное общество «ГдеРабота.ру» (АО «ГдеРабота.ру»), ИНН 1200013746, ОГРН [_____________], адрес: 424000, Республика Марий Эл, г. Йошкар-Ола, Ленинский проспект, д. 26а.</w:t>
+      </w:r>
+    </w:p>
+    <w:p>
+      <w:pPr>
+        <w:spacing w:after="80" w:line="276" w:lineRule="auto"/>
+        <w:jc w:val="both"/>
+      </w:pPr>
+      <w:r>
+        <w:rPr>
+          <w:rFonts w:ascii="Times New Roman" w:cs="Times New Roman" w:eastAsia="Times New Roman" w:hAnsi="Times New Roman"/>
+          <w:sz w:val="22"/>
+          <w:szCs w:val="22"/>
+        </w:rPr>
+        <w:t xml:space="preserve">3.2. Контактные данные по вопросам обработки персональных данных: адрес электронной почты dom@gdesite.ru, почтовый адрес: 424000, Республика Марий Эл, г. Йошкар-Ола, Ленинский проспект, д. 26а.</w:t>
       </w:r>
     </w:p>
     <w:p>
@@ -713,7 +713,7 @@
           <w:sz w:val="22"/>
           <w:szCs w:val="22"/>
         </w:rPr>
-        <w:t xml:space="preserve">субъекты персональных данных, чьи данные размещаются Пользователями в Сервисе, — в этом случае Оператор выступает лицом, осуществляющим обработку по поручению Пользователя (раздел 7 Политики).</w:t>
+        <w:t xml:space="preserve">субъекты персональных данных, чьи данные размещаются Пользователями в Сервисе либо поступают через формы заявок на сайтах, созданных Пользователями с помощью Сервиса, — в этом случае Оператор выступает лицом, осуществляющим обработку по поручению Пользователя (раздел 7 Политики).</w:t>
       </w:r>
     </w:p>
     <w:p>
@@ -765,7 +765,7 @@
           <w:sz w:val="22"/>
           <w:szCs w:val="22"/>
         </w:rPr>
-        <w:t xml:space="preserve">Пользователи Сервиса: фамилия, имя, отчество; адрес электронной почты; номер телефона; логин; наименование организации и должность (для представителей юридических лиц); сведения о платежах и заказанных услугах (платёжные реквизиты обрабатываются платёжными сервисами; Оператору доступен только маскированный номер карты);</w:t>
+        <w:t xml:space="preserve">Пользователи Сервиса: адрес электронной почты (вход по одноразовому коду); имя и адрес электронной почты, а также идентификатор учётной записи, получаемые от сервисов авторизации Яндекс ID, VK ID и Mail.ru при входе через них; страна; наименование организации и должность (для представителей юридических лиц); сведения о проектах, балансе и операциях в Сервисе; содержание текстовых описаний (запросов) и переписки в чате правок, включая прикреплённые файлы; сведения о платежах и заказанных услугах (платёжные реквизиты обрабатываются платёжным сервисом ЮKassa; Оператору доступны сведения о факте и сумме платежа и маскированный номер карты);</w:t>
       </w:r>
     </w:p>
     <w:p>
@@ -1109,7 +1109,7 @@
                 <w:sz w:val="20"/>
                 <w:szCs w:val="20"/>
               </w:rPr>
-              <w:t xml:space="preserve">Пользователи: Ф.И.О., e-mail, телефон, логин, сведения о платежах</w:t>
+              <w:t xml:space="preserve">Пользователи: e-mail, имя, идентификатор учётной записи Яндекс ID / VK ID / Mail.ru, содержание запросов и чата правок, сведения о платежах</w:t>
             </w:r>
           </w:p>
         </w:tc>
@@ -1195,7 +1195,7 @@
                 <w:sz w:val="20"/>
                 <w:szCs w:val="20"/>
               </w:rPr>
-              <w:t xml:space="preserve">Приём платежей, ведение бухгалтерского и налогового учёта</w:t>
+              <w:t xml:space="preserve">Приём платежей, направление кассовых чеков, ведение бухгалтерского и налогового учёта</w:t>
             </w:r>
           </w:p>
         </w:tc>
@@ -1223,7 +1223,7 @@
                 <w:sz w:val="20"/>
                 <w:szCs w:val="20"/>
               </w:rPr>
-              <w:t xml:space="preserve">Пользователи, представители контрагентов: Ф.И.О., реквизиты, сведения о платежах</w:t>
+              <w:t xml:space="preserve">Пользователи, представители контрагентов: e-mail (для чека), Ф.И.О., реквизиты, сведения о платежах</w:t>
             </w:r>
           </w:p>
         </w:tc>
@@ -1251,7 +1251,7 @@
                 <w:sz w:val="20"/>
                 <w:szCs w:val="20"/>
               </w:rPr>
-              <w:t xml:space="preserve">п. 2 ч. 1 ст. 6 Закона о персональных данных; НК РФ; Федеральный закон от 06.12.2011 № 402-ФЗ</w:t>
+              <w:t xml:space="preserve">п. 2 ч. 1 ст. 6 Закона о персональных данных; НК РФ; Федеральные законы от 06.12.2011 № 402-ФЗ и от 22.05.2003 № 54-ФЗ</w:t>
             </w:r>
           </w:p>
         </w:tc>
@@ -2067,7 +2067,7 @@
           <w:sz w:val="22"/>
           <w:szCs w:val="22"/>
         </w:rPr>
-        <w:t xml:space="preserve">6.3. При сборе персональных данных, в том числе посредством сети «Интернет», Оператор обеспечивает запись, систематизацию, накопление, хранение, уточнение (обновление, изменение), извлечение персональных данных граждан Российской Федерации с использованием баз данных, находящихся на территории Российской Федерации. Серверная инфраструктура Сайта и Сервиса размещена в центрах обработки данных на территории Российской Федерации: [наименование хостинг-провайдера / ЦОД].</w:t>
+        <w:t xml:space="preserve">6.3. При сборе персональных данных, в том числе посредством сети «Интернет», Оператор обеспечивает запись, систематизацию, накопление, хранение, уточнение (обновление, изменение), извлечение персональных данных граждан Российской Федерации с использованием баз данных, находящихся на территории Российской Федерации. Серверная инфраструктура Сайта и Сервиса, включая базы данных учётной системы и сайты, созданные Пользователями, размещена на серверах на территории Российской Федерации: [наименование хостинг-провайдера / ЦОД].</w:t>
       </w:r>
     </w:p>
     <w:p>
@@ -2137,7 +2137,7 @@
           <w:sz w:val="22"/>
           <w:szCs w:val="22"/>
         </w:rPr>
-        <w:t xml:space="preserve">6.8. Функции Сервиса по генерации сайтов и контента основаны на технологии больших языковых моделей: текстовые описания (запросы), направляемые Пользователем в Сервис для генерации, обрабатываются автоматически, в том числе с привлечением провайдера ИИ-технологии [наименование провайдера]. Пользователь обязуется не включать в такие описания персональные данные — свои и третьих лиц. Содержание запросов не используется Оператором в целях, не связанных с исполнением договора с Пользователем.</w:t>
+        <w:t xml:space="preserve">6.8. Функции Сервиса по генерации сайтов, текстов и изображений основаны на технологиях больших языковых и генеративных моделей. Текстовые описания (запросы), сообщения чата правок и прикреплённые к ним файлы, направляемые Пользователем в Сервис, обрабатываются автоматически, в том числе с привлечением провайдеров ИИ-технологий, указанных в пункте 7.2 Политики. Пользователь обязуется не включать в запросы персональные данные третьих лиц и специальные категории персональных данных. Содержание запросов не используется Оператором в целях, не связанных с исполнением договора с Пользователем, и не используется для обучения моделей.</w:t>
       </w:r>
     </w:p>
     <w:p>
@@ -2182,7 +2182,173 @@
           <w:sz w:val="22"/>
           <w:szCs w:val="22"/>
         </w:rPr>
-        <w:t xml:space="preserve">7.2. Оператор поручает обработку персональных данных следующим категориям лиц: хостинг-провайдерам и операторам центров обработки данных [наименования]; операторам сервисов почтовых и SMS-рассылок [наименования]; операторам платёжной инфраструктуры [наименования]; оператору сервиса веб-аналитики [например, ООО «Яндекс» — Яндекс Метрика]; провайдеру технологии генерации контента [наименование — при условии, что персональные данные такому провайдеру не передаются либо соблюдены требования к их передаче]. Актуальный перечень предоставляется по запросу субъекта персональных данных.</w:t>
+        <w:t xml:space="preserve">7.2. Оператор поручает обработку персональных данных (либо передаёт их для оказания услуг Оператору) следующим лицам:</w:t>
+      </w:r>
+    </w:p>
+    <w:p>
+      <w:pPr>
+        <w:pStyle w:val="ListParagraph"/>
+        <w:numPr>
+          <w:ilvl w:val="0"/>
+          <w:numId w:val="2"/>
+        </w:numPr>
+        <w:spacing w:after="40" w:line="276" w:lineRule="auto"/>
+        <w:jc w:val="both"/>
+      </w:pPr>
+      <w:r>
+        <w:rPr>
+          <w:rFonts w:ascii="Times New Roman" w:cs="Times New Roman" w:eastAsia="Times New Roman" w:hAnsi="Times New Roman"/>
+          <w:sz w:val="22"/>
+          <w:szCs w:val="22"/>
+        </w:rPr>
+        <w:t xml:space="preserve">хостинг-провайдер (оператор центра обработки данных) [наименование, ИНН] — размещение серверной инфраструктуры Сервиса на территории РФ;</w:t>
+      </w:r>
+    </w:p>
+    <w:p>
+      <w:pPr>
+        <w:pStyle w:val="ListParagraph"/>
+        <w:numPr>
+          <w:ilvl w:val="0"/>
+          <w:numId w:val="2"/>
+        </w:numPr>
+        <w:spacing w:after="40" w:line="276" w:lineRule="auto"/>
+        <w:jc w:val="both"/>
+      </w:pPr>
+      <w:r>
+        <w:rPr>
+          <w:rFonts w:ascii="Times New Roman" w:cs="Times New Roman" w:eastAsia="Times New Roman" w:hAnsi="Times New Roman"/>
+          <w:sz w:val="22"/>
+          <w:szCs w:val="22"/>
+        </w:rPr>
+        <w:t xml:space="preserve">ООО НКО «ЮМани» (сервис ЮKassa) — приём платежей и направление кассовых чеков на адрес электронной почты Пользователя;</w:t>
+      </w:r>
+    </w:p>
+    <w:p>
+      <w:pPr>
+        <w:pStyle w:val="ListParagraph"/>
+        <w:numPr>
+          <w:ilvl w:val="0"/>
+          <w:numId w:val="2"/>
+        </w:numPr>
+        <w:spacing w:after="40" w:line="276" w:lineRule="auto"/>
+        <w:jc w:val="both"/>
+      </w:pPr>
+      <w:r>
+        <w:rPr>
+          <w:rFonts w:ascii="Times New Roman" w:cs="Times New Roman" w:eastAsia="Times New Roman" w:hAnsi="Times New Roman"/>
+          <w:sz w:val="22"/>
+          <w:szCs w:val="22"/>
+        </w:rPr>
+        <w:t xml:space="preserve">ООО «Яндекс» — авторизация через Яндекс ID (по выбору Пользователя), веб-аналитика Яндекс Метрика, защита форм от автоматических запросов (SmartCaptcha);</w:t>
+      </w:r>
+    </w:p>
+    <w:p>
+      <w:pPr>
+        <w:pStyle w:val="ListParagraph"/>
+        <w:numPr>
+          <w:ilvl w:val="0"/>
+          <w:numId w:val="2"/>
+        </w:numPr>
+        <w:spacing w:after="40" w:line="276" w:lineRule="auto"/>
+        <w:jc w:val="both"/>
+      </w:pPr>
+      <w:r>
+        <w:rPr>
+          <w:rFonts w:ascii="Times New Roman" w:cs="Times New Roman" w:eastAsia="Times New Roman" w:hAnsi="Times New Roman"/>
+          <w:sz w:val="22"/>
+          <w:szCs w:val="22"/>
+        </w:rPr>
+        <w:t xml:space="preserve">ООО «ВК» — авторизация через VK ID и Mail.ru (по выбору Пользователя);</w:t>
+      </w:r>
+    </w:p>
+    <w:p>
+      <w:pPr>
+        <w:pStyle w:val="ListParagraph"/>
+        <w:numPr>
+          <w:ilvl w:val="0"/>
+          <w:numId w:val="2"/>
+        </w:numPr>
+        <w:spacing w:after="40" w:line="276" w:lineRule="auto"/>
+        <w:jc w:val="both"/>
+      </w:pPr>
+      <w:r>
+        <w:rPr>
+          <w:rFonts w:ascii="Times New Roman" w:cs="Times New Roman" w:eastAsia="Times New Roman" w:hAnsi="Times New Roman"/>
+          <w:sz w:val="22"/>
+          <w:szCs w:val="22"/>
+        </w:rPr>
+        <w:t xml:space="preserve">провайдер технологии больших языковых моделей Anthropic PBC [либо российский посредник, предоставляющий доступ к моделям, — наименование] — обработка содержания запросов Пользователя на генерацию и правку сайтов (пункт 6.8 Политики);</w:t>
+      </w:r>
+    </w:p>
+    <w:p>
+      <w:pPr>
+        <w:pStyle w:val="ListParagraph"/>
+        <w:numPr>
+          <w:ilvl w:val="0"/>
+          <w:numId w:val="2"/>
+        </w:numPr>
+        <w:spacing w:after="40" w:line="276" w:lineRule="auto"/>
+        <w:jc w:val="both"/>
+      </w:pPr>
+      <w:r>
+        <w:rPr>
+          <w:rFonts w:ascii="Times New Roman" w:cs="Times New Roman" w:eastAsia="Times New Roman" w:hAnsi="Times New Roman"/>
+          <w:sz w:val="22"/>
+          <w:szCs w:val="22"/>
+        </w:rPr>
+        <w:t xml:space="preserve">сервис gen-api.ru [наименование юридического лица] — генерация изображений и видео по текстовым описаниям, не содержащим персональных данных;</w:t>
+      </w:r>
+    </w:p>
+    <w:p>
+      <w:pPr>
+        <w:pStyle w:val="ListParagraph"/>
+        <w:numPr>
+          <w:ilvl w:val="0"/>
+          <w:numId w:val="2"/>
+        </w:numPr>
+        <w:spacing w:after="40" w:line="276" w:lineRule="auto"/>
+        <w:jc w:val="both"/>
+      </w:pPr>
+      <w:r>
+        <w:rPr>
+          <w:rFonts w:ascii="Times New Roman" w:cs="Times New Roman" w:eastAsia="Times New Roman" w:hAnsi="Times New Roman"/>
+          <w:sz w:val="22"/>
+          <w:szCs w:val="22"/>
+        </w:rPr>
+        <w:t xml:space="preserve">ООО «Дадата» (сервис DaData) — подсказки адресов и реквизитов организаций при заполнении форм;</w:t>
+      </w:r>
+    </w:p>
+    <w:p>
+      <w:pPr>
+        <w:pStyle w:val="ListParagraph"/>
+        <w:numPr>
+          <w:ilvl w:val="0"/>
+          <w:numId w:val="2"/>
+        </w:numPr>
+        <w:spacing w:after="40" w:line="276" w:lineRule="auto"/>
+        <w:jc w:val="both"/>
+      </w:pPr>
+      <w:r>
+        <w:rPr>
+          <w:rFonts w:ascii="Times New Roman" w:cs="Times New Roman" w:eastAsia="Times New Roman" w:hAnsi="Times New Roman"/>
+          <w:sz w:val="22"/>
+          <w:szCs w:val="22"/>
+        </w:rPr>
+        <w:t xml:space="preserve">оператор SMTP-сервера [наименование] — доставка служебных писем (коды входа, уведомления о заявках).</w:t>
+      </w:r>
+    </w:p>
+    <w:p>
+      <w:pPr>
+        <w:spacing w:after="80" w:line="276" w:lineRule="auto"/>
+        <w:jc w:val="both"/>
+      </w:pPr>
+      <w:r>
+        <w:rPr>
+          <w:rFonts w:ascii="Times New Roman" w:cs="Times New Roman" w:eastAsia="Times New Roman" w:hAnsi="Times New Roman"/>
+          <w:sz w:val="22"/>
+          <w:szCs w:val="22"/>
+        </w:rPr>
+        <w:t xml:space="preserve">Актуальный перечень предоставляется по запросу субъекта персональных данных.</w:t>
       </w:r>
     </w:p>
     <w:p>
@@ -2210,7 +2376,7 @@
           <w:sz w:val="22"/>
           <w:szCs w:val="22"/>
         </w:rPr>
-        <w:t xml:space="preserve">7.4. Если Пользователь размещает в Сервисе персональные данные третьих лиц (например, своих клиентов, посетителей созданных с помощью Сервиса сайтов, получателей форм обратной связи), оператором таких персональных данных является Пользователь, самостоятельно определяющий цели и состав обработки. Оператор в этом случае выступает лицом, осуществляющим обработку по поручению Пользователя, на условиях Поручения на обработку персональных данных, являющегося неотъемлемой частью [пользовательского соглашения / лицензионного договора]. Пользователь самостоятельно обеспечивает наличие правовых оснований обработки, включая получение необходимых согласий субъектов.</w:t>
+        <w:t xml:space="preserve">7.4. Если Пользователь размещает в Сервисе персональные данные третьих лиц (например, своих клиентов и работников) либо такие данные поступают через формы заявок на сайтах, созданных Пользователем с помощью Сервиса (имя, телефон, адрес электронной почты, текст сообщения), оператором таких персональных данных является Пользователь, самостоятельно определяющий цели и состав обработки. Оператор в этом случае выступает лицом, осуществляющим обработку по поручению Пользователя, на условиях Поручения на обработку персональных данных, являющегося неотъемлемой частью Пользовательского соглашения (https://gdesite.ru/polzovatelskoe-soglashenie): хранит заявки в базе данных сайта Пользователя, направляет Пользователю уведомления о них и по указанию Пользователя передаёт заявки в подключённую им CRM-систему. Пользователь самостоятельно обеспечивает наличие правовых оснований обработки, включая получение необходимых согласий субъектов и публикацию собственной политики на созданном сайте.</w:t>
       </w:r>
     </w:p>
     <w:p>
@@ -2241,7 +2407,21 @@
           <w:sz w:val="22"/>
           <w:szCs w:val="22"/>
         </w:rPr>
-        <w:t xml:space="preserve">8.1. Трансграничная передача персональных данных Оператором не осуществляется. В случае возникновения необходимости такой передачи она будет осуществляться только после уведомления уполномоченного органа по защите прав субъектов персональных данных (Роскомнадзора) и при соблюдении требований статьи 12 Закона о персональных данных.</w:t>
+        <w:t xml:space="preserve">8.1. Персональные данные, обрабатываемые в учётной системе Сервиса (данные учётных записей Пользователей, сведения о платежах, заявки с сайтов Пользователей), хранятся и обрабатываются на территории Российской Федерации и на территорию иностранных государств не передаются.</w:t>
+      </w:r>
+    </w:p>
+    <w:p>
+      <w:pPr>
+        <w:spacing w:after="80" w:line="276" w:lineRule="auto"/>
+        <w:jc w:val="both"/>
+      </w:pPr>
+      <w:r>
+        <w:rPr>
+          <w:rFonts w:ascii="Times New Roman" w:cs="Times New Roman" w:eastAsia="Times New Roman" w:hAnsi="Times New Roman"/>
+          <w:sz w:val="22"/>
+          <w:szCs w:val="22"/>
+        </w:rPr>
+        <w:t xml:space="preserve">8.2. Содержание запросов Пользователя на генерацию и правку сайтов (пункт 6.8 Политики) может обрабатываться на серверах провайдера технологии больших языковых моделей, расположенных за пределами Российской Федерации. [ВАРИАНТ А — если доступ к моделям осуществляется через российского посредника: исключить пункт 8.2.] [ВАРИАНТ Б — если запросы направляются иностранному провайдеру напрямую:] Такая передача осуществляется исключительно в отношении сведений, которые Пользователь по своему усмотрению включает в запрос, при условии уведомления Роскомнадзора о трансграничной передаче в порядке статьи 12 Закона о персональных данных и с согласия Пользователя, выражаемого при принятии Пользовательского соглашения.</w:t>
       </w:r>
     </w:p>
     <w:p>
@@ -2286,7 +2466,7 @@
           <w:sz w:val="22"/>
           <w:szCs w:val="22"/>
         </w:rPr>
-        <w:t xml:space="preserve">9.2. Для анализа посещаемости используются сервисы веб-аналитики [Яндекс Метрика и др.], обрабатывающие обезличенные данные о посетителях.</w:t>
+        <w:t xml:space="preserve">9.2. Для анализа посещаемости используется сервис веб-аналитики Яндекс Метрика (ООО «Яндекс»), обрабатывающий обезличенные данные о посетителях. [Если на Сайте установлен Google Analytics — указать его отдельно: данные передаются Google LLC (США), что требует соблюдения требований статьи 12 Закона о персональных данных.]</w:t>
       </w:r>
     </w:p>
     <w:p>

--- a/docs/legal/politika-obrabotki-personalnyh-dannyh.docx
+++ b/docs/legal/politika-obrabotki-personalnyh-dannyh.docx
@@ -59,7 +59,7 @@
           <w:sz w:val="22"/>
           <w:szCs w:val="22"/>
         </w:rPr>
-        <w:t xml:space="preserve">АО «ГдеРабота.ру»</w:t>
+        <w:t xml:space="preserve">ООО «Генпорт»</w:t>
       </w:r>
     </w:p>
     <w:p>
@@ -74,7 +74,7 @@
           <w:sz w:val="22"/>
           <w:szCs w:val="22"/>
         </w:rPr>
-        <w:t xml:space="preserve">__________________ / [Фамилия И. О.] /</w:t>
+        <w:t xml:space="preserve">__________________ / Ф. В. Голубев /</w:t>
       </w:r>
     </w:p>
     <w:p>
@@ -125,7 +125,7 @@
           <w:sz w:val="28"/>
           <w:szCs w:val="28"/>
         </w:rPr>
-        <w:t xml:space="preserve">Акционерного общества «ГдеРабота.ру» (сервис GdeSite, сайт gdesite.ru)</w:t>
+        <w:t xml:space="preserve">Общества с ограниченной ответственностью «Генпорт» (сервис GdeSite, сайт gdesite.ru)</w:t>
       </w:r>
     </w:p>
     <w:p>
@@ -184,7 +184,7 @@
           <w:sz w:val="22"/>
           <w:szCs w:val="22"/>
         </w:rPr>
-        <w:t xml:space="preserve">1.3. Действие Политики распространяется на все процессы обработки персональных данных, осуществляемые Акционерным обществом «ГдеРабота.ру» (далее — Оператор), как с использованием средств автоматизации, в том числе с использованием сайта https://gdesite.ru, включая его поддомены (далее — Сайт), и сервиса создания сайтов и веб-приложений по текстовому описанию «GdeSite» (далее — Сервис), так и без использования таких средств.</w:t>
+        <w:t xml:space="preserve">1.3. Действие Политики распространяется на все процессы обработки персональных данных, осуществляемые Обществом с ограниченной ответственностью «Генпорт» (далее — Оператор), как с использованием средств автоматизации, в том числе с использованием сайта https://gdesite.ru, включая его поддомены (далее — Сайт), и сервиса создания сайтов и веб-приложений по текстовому описанию «GdeSite» (далее — Сервис), так и без использования таких средств.</w:t>
       </w:r>
     </w:p>
     <w:p>
@@ -502,35 +502,35 @@
           <w:sz w:val="22"/>
           <w:szCs w:val="22"/>
         </w:rPr>
-        <w:t xml:space="preserve">3.1. Оператор персональных данных: Акционерное общество «ГдеРабота.ру» (АО «ГдеРабота.ру»), ИНН 1200013746, ОГРН [_____________], адрес: 424000, Республика Марий Эл, г. Йошкар-Ола, Ленинский проспект, д. 26а.</w:t>
-      </w:r>
-    </w:p>
-    <w:p>
-      <w:pPr>
-        <w:spacing w:after="80" w:line="276" w:lineRule="auto"/>
-        <w:jc w:val="both"/>
-      </w:pPr>
-      <w:r>
-        <w:rPr>
-          <w:rFonts w:ascii="Times New Roman" w:cs="Times New Roman" w:eastAsia="Times New Roman" w:hAnsi="Times New Roman"/>
-          <w:sz w:val="22"/>
-          <w:szCs w:val="22"/>
-        </w:rPr>
-        <w:t xml:space="preserve">3.2. Контактные данные по вопросам обработки персональных данных: адрес электронной почты dom@gdesite.ru, почтовый адрес: 424000, Республика Марий Эл, г. Йошкар-Ола, Ленинский проспект, д. 26а.</w:t>
-      </w:r>
-    </w:p>
-    <w:p>
-      <w:pPr>
-        <w:spacing w:after="80" w:line="276" w:lineRule="auto"/>
-        <w:jc w:val="both"/>
-      </w:pPr>
-      <w:r>
-        <w:rPr>
-          <w:rFonts w:ascii="Times New Roman" w:cs="Times New Roman" w:eastAsia="Times New Roman" w:hAnsi="Times New Roman"/>
-          <w:sz w:val="22"/>
-          <w:szCs w:val="22"/>
-        </w:rPr>
-        <w:t xml:space="preserve">3.3. Приказом Оператора назначено лицо, ответственное за организацию обработки персональных данных. Обращения к ответственному лицу направляются по контактным данным, указанным в пункте 3.2 Политики.</w:t>
+        <w:t xml:space="preserve">3.1. Оператор персональных данных: Общество с ограниченной ответственностью «Генпорт» (ООО «Генпорт»), ИНН [_____________], ОГРН [_____________], адрес: [юридический адрес].</w:t>
+      </w:r>
+    </w:p>
+    <w:p>
+      <w:pPr>
+        <w:spacing w:after="80" w:line="276" w:lineRule="auto"/>
+        <w:jc w:val="both"/>
+      </w:pPr>
+      <w:r>
+        <w:rPr>
+          <w:rFonts w:ascii="Times New Roman" w:cs="Times New Roman" w:eastAsia="Times New Roman" w:hAnsi="Times New Roman"/>
+          <w:sz w:val="22"/>
+          <w:szCs w:val="22"/>
+        </w:rPr>
+        <w:t xml:space="preserve">3.2. Контактные данные по вопросам обработки персональных данных: адрес электронной почты dom@gdesite.ru, почтовый адрес: [почтовый адрес для обращений].</w:t>
+      </w:r>
+    </w:p>
+    <w:p>
+      <w:pPr>
+        <w:spacing w:after="80" w:line="276" w:lineRule="auto"/>
+        <w:jc w:val="both"/>
+      </w:pPr>
+      <w:r>
+        <w:rPr>
+          <w:rFonts w:ascii="Times New Roman" w:cs="Times New Roman" w:eastAsia="Times New Roman" w:hAnsi="Times New Roman"/>
+          <w:sz w:val="22"/>
+          <w:szCs w:val="22"/>
+        </w:rPr>
+        <w:t xml:space="preserve">3.3. Лицом, ответственным за организацию обработки персональных данных, является генеральный директор ООО «Генпорт» Голубев Фёдор Витальевич. Обращения к ответственному лицу направляются по контактным данным, указанным в пункте 3.2 Политики.</w:t>
       </w:r>
     </w:p>
     <w:p>
@@ -2277,7 +2277,7 @@
           <w:sz w:val="22"/>
           <w:szCs w:val="22"/>
         </w:rPr>
-        <w:t xml:space="preserve">провайдер технологии больших языковых моделей Anthropic PBC [либо российский посредник, предоставляющий доступ к моделям, — наименование] — обработка содержания запросов Пользователя на генерацию и правку сайтов (пункт 6.8 Политики);</w:t>
+        <w:t xml:space="preserve">российский поставщик доступа к технологиям больших языковых моделей [наименование, ИНН] — обработка содержания запросов Пользователя на генерацию и правку сайтов (пункт 6.8 Политики); передача осуществляется поставщику на территории Российской Федерации;</w:t>
       </w:r>
     </w:p>
     <w:p>
@@ -2421,7 +2421,7 @@
           <w:sz w:val="22"/>
           <w:szCs w:val="22"/>
         </w:rPr>
-        <w:t xml:space="preserve">8.2. Содержание запросов Пользователя на генерацию и правку сайтов (пункт 6.8 Политики) может обрабатываться на серверах провайдера технологии больших языковых моделей, расположенных за пределами Российской Федерации. [ВАРИАНТ А — если доступ к моделям осуществляется через российского посредника: исключить пункт 8.2.] [ВАРИАНТ Б — если запросы направляются иностранному провайдеру напрямую:] Такая передача осуществляется исключительно в отношении сведений, которые Пользователь по своему усмотрению включает в запрос, при условии уведомления Роскомнадзора о трансграничной передаче в порядке статьи 12 Закона о персональных данных и с согласия Пользователя, выражаемого при принятии Пользовательского соглашения.</w:t>
+        <w:t xml:space="preserve">8.2. Содержание запросов Пользователя на генерацию и правку сайтов (пункт 6.8 Политики) передаётся российскому поставщику доступа к технологиям больших языковых моделей, указанному в пункте 7.2 Политики, на основании договора, содержащего условия о конфиденциальности и защите персональных данных. Трансграничная передача персональных данных Оператором не осуществляется. В случае возникновения необходимости такой передачи она будет осуществляться только после уведомления Роскомнадзора и при соблюдении требований статьи 12 Закона о персональных данных.</w:t>
       </w:r>
     </w:p>
     <w:p>
@@ -2466,7 +2466,7 @@
           <w:sz w:val="22"/>
           <w:szCs w:val="22"/>
         </w:rPr>
-        <w:t xml:space="preserve">9.2. Для анализа посещаемости используется сервис веб-аналитики Яндекс Метрика (ООО «Яндекс»), обрабатывающий обезличенные данные о посетителях. [Если на Сайте установлен Google Analytics — указать его отдельно: данные передаются Google LLC (США), что требует соблюдения требований статьи 12 Закона о персональных данных.]</w:t>
+        <w:t xml:space="preserve">9.2. Для анализа посещаемости используется сервис веб-аналитики Яндекс Метрика (ООО «Яндекс»), обрабатывающий обезличенные данные о посетителях. Для защиты форм от автоматических запросов используется сервис Yandex SmartCaptcha (ООО «Яндекс»). Иные сервисы веб-аналитики и защиты форм, передающие данные за пределы Российской Федерации, на Сайте не используются.</w:t>
       </w:r>
     </w:p>
     <w:p>

--- a/docs/legal/politika-obrabotki-personalnyh-dannyh.docx
+++ b/docs/legal/politika-obrabotki-personalnyh-dannyh.docx
@@ -2067,7 +2067,7 @@
           <w:sz w:val="22"/>
           <w:szCs w:val="22"/>
         </w:rPr>
-        <w:t xml:space="preserve">6.3. При сборе персональных данных, в том числе посредством сети «Интернет», Оператор обеспечивает запись, систематизацию, накопление, хранение, уточнение (обновление, изменение), извлечение персональных данных граждан Российской Федерации с использованием баз данных, находящихся на территории Российской Федерации. Серверная инфраструктура Сайта и Сервиса, включая базы данных учётной системы и сайты, созданные Пользователями, размещена на серверах на территории Российской Федерации: [наименование хостинг-провайдера / ЦОД].</w:t>
+        <w:t xml:space="preserve">6.3. При сборе персональных данных, в том числе посредством сети «Интернет», Оператор обеспечивает запись, систематизацию, накопление, хранение, уточнение (обновление, изменение), извлечение персональных данных граждан Российской Федерации с использованием баз данных, находящихся на территории Российской Федерации. Серверная инфраструктура Сайта и Сервиса, включая базы данных учётной системы и сайты, созданные Пользователями, размещена в центрах обработки данных облачной платформы Yandex Cloud (ООО «Яндекс.Облако», ИНН 7704458262) на территории Российской Федерации.</w:t>
       </w:r>
     </w:p>
     <w:p>
@@ -2201,7 +2201,7 @@
           <w:sz w:val="22"/>
           <w:szCs w:val="22"/>
         </w:rPr>
-        <w:t xml:space="preserve">хостинг-провайдер (оператор центра обработки данных) [наименование, ИНН] — размещение серверной инфраструктуры Сервиса на территории РФ;</w:t>
+        <w:t xml:space="preserve">ООО «Яндекс.Облако» (облачная платформа Yandex Cloud, ИНН 7704458262) — размещение серверной инфраструктуры Сервиса в центрах обработки данных на территории РФ;</w:t>
       </w:r>
     </w:p>
     <w:p>

--- a/docs/legal/politika-obrabotki-personalnyh-dannyh.docx
+++ b/docs/legal/politika-obrabotki-personalnyh-dannyh.docx
@@ -2239,7 +2239,7 @@
           <w:sz w:val="22"/>
           <w:szCs w:val="22"/>
         </w:rPr>
-        <w:t xml:space="preserve">ООО «Яндекс» — авторизация через Яндекс ID (по выбору Пользователя), веб-аналитика Яндекс Метрика, защита форм от автоматических запросов (SmartCaptcha);</w:t>
+        <w:t xml:space="preserve">ООО «Яндекс» — авторизация через Яндекс ID (по выбору Пользователя), веб-аналитика Яндекс Метрика, защита форм от автоматических запросов (SmartCaptcha), доставка служебных писем через почтовый сервис Яндекс 360 для бизнеса (коды входа, уведомления о заявках);</w:t>
       </w:r>
     </w:p>
     <w:p>
@@ -2316,25 +2316,6 @@
           <w:szCs w:val="22"/>
         </w:rPr>
         <w:t xml:space="preserve">ООО «Дадата» (сервис DaData) — подсказки адресов и реквизитов организаций при заполнении форм;</w:t>
-      </w:r>
-    </w:p>
-    <w:p>
-      <w:pPr>
-        <w:pStyle w:val="ListParagraph"/>
-        <w:numPr>
-          <w:ilvl w:val="0"/>
-          <w:numId w:val="2"/>
-        </w:numPr>
-        <w:spacing w:after="40" w:line="276" w:lineRule="auto"/>
-        <w:jc w:val="both"/>
-      </w:pPr>
-      <w:r>
-        <w:rPr>
-          <w:rFonts w:ascii="Times New Roman" w:cs="Times New Roman" w:eastAsia="Times New Roman" w:hAnsi="Times New Roman"/>
-          <w:sz w:val="22"/>
-          <w:szCs w:val="22"/>
-        </w:rPr>
-        <w:t xml:space="preserve">оператор SMTP-сервера [наименование] — доставка служебных писем (коды входа, уведомления о заявках).</w:t>
       </w:r>
     </w:p>
     <w:p>

--- a/docs/legal/politika-obrabotki-personalnyh-dannyh.docx
+++ b/docs/legal/politika-obrabotki-personalnyh-dannyh.docx
@@ -2296,7 +2296,7 @@
           <w:sz w:val="22"/>
           <w:szCs w:val="22"/>
         </w:rPr>
-        <w:t xml:space="preserve">сервис gen-api.ru [наименование юридического лица] — генерация изображений и видео по текстовым описаниям, не содержащим персональных данных;</w:t>
+        <w:t xml:space="preserve">ООО «Инфимум» (сервис gen-api.ru, ИНН 6166133013, ОГРН 1256100014829, 344065, г. Ростов-на-Дону, ул. Троллейбусная, зд. 24/2в, офис 925) — генерация изображений и видео по текстовым описаниям, не содержащим персональных данных;</w:t>
       </w:r>
     </w:p>
     <w:p>

--- a/docs/legal/politika-obrabotki-personalnyh-dannyh.docx
+++ b/docs/legal/politika-obrabotki-personalnyh-dannyh.docx
@@ -2201,64 +2201,64 @@
           <w:sz w:val="22"/>
           <w:szCs w:val="22"/>
         </w:rPr>
-        <w:t xml:space="preserve">ООО «Яндекс.Облако» (облачная платформа Yandex Cloud, ИНН 7704458262) — размещение серверной инфраструктуры Сервиса в центрах обработки данных на территории РФ;</w:t>
-      </w:r>
-    </w:p>
-    <w:p>
-      <w:pPr>
-        <w:pStyle w:val="ListParagraph"/>
-        <w:numPr>
-          <w:ilvl w:val="0"/>
-          <w:numId w:val="2"/>
-        </w:numPr>
-        <w:spacing w:after="40" w:line="276" w:lineRule="auto"/>
-        <w:jc w:val="both"/>
-      </w:pPr>
-      <w:r>
-        <w:rPr>
-          <w:rFonts w:ascii="Times New Roman" w:cs="Times New Roman" w:eastAsia="Times New Roman" w:hAnsi="Times New Roman"/>
-          <w:sz w:val="22"/>
-          <w:szCs w:val="22"/>
-        </w:rPr>
-        <w:t xml:space="preserve">ООО НКО «ЮМани» (сервис ЮKassa) — приём платежей и направление кассовых чеков на адрес электронной почты Пользователя;</w:t>
-      </w:r>
-    </w:p>
-    <w:p>
-      <w:pPr>
-        <w:pStyle w:val="ListParagraph"/>
-        <w:numPr>
-          <w:ilvl w:val="0"/>
-          <w:numId w:val="2"/>
-        </w:numPr>
-        <w:spacing w:after="40" w:line="276" w:lineRule="auto"/>
-        <w:jc w:val="both"/>
-      </w:pPr>
-      <w:r>
-        <w:rPr>
-          <w:rFonts w:ascii="Times New Roman" w:cs="Times New Roman" w:eastAsia="Times New Roman" w:hAnsi="Times New Roman"/>
-          <w:sz w:val="22"/>
-          <w:szCs w:val="22"/>
-        </w:rPr>
-        <w:t xml:space="preserve">ООО «Яндекс» — авторизация через Яндекс ID (по выбору Пользователя), веб-аналитика Яндекс Метрика, защита форм от автоматических запросов (SmartCaptcha), доставка служебных писем через почтовый сервис Яндекс 360 для бизнеса (коды входа, уведомления о заявках);</w:t>
-      </w:r>
-    </w:p>
-    <w:p>
-      <w:pPr>
-        <w:pStyle w:val="ListParagraph"/>
-        <w:numPr>
-          <w:ilvl w:val="0"/>
-          <w:numId w:val="2"/>
-        </w:numPr>
-        <w:spacing w:after="40" w:line="276" w:lineRule="auto"/>
-        <w:jc w:val="both"/>
-      </w:pPr>
-      <w:r>
-        <w:rPr>
-          <w:rFonts w:ascii="Times New Roman" w:cs="Times New Roman" w:eastAsia="Times New Roman" w:hAnsi="Times New Roman"/>
-          <w:sz w:val="22"/>
-          <w:szCs w:val="22"/>
-        </w:rPr>
-        <w:t xml:space="preserve">ООО «ВК» — авторизация через VK ID и Mail.ru (по выбору Пользователя);</w:t>
+        <w:t xml:space="preserve">ООО «Яндекс.Облако» (облачная платформа Yandex Cloud, ИНН 7704458262, ОГРН 1187746678580) — размещение серверной инфраструктуры Сервиса в центрах обработки данных на территории РФ;</w:t>
+      </w:r>
+    </w:p>
+    <w:p>
+      <w:pPr>
+        <w:pStyle w:val="ListParagraph"/>
+        <w:numPr>
+          <w:ilvl w:val="0"/>
+          <w:numId w:val="2"/>
+        </w:numPr>
+        <w:spacing w:after="40" w:line="276" w:lineRule="auto"/>
+        <w:jc w:val="both"/>
+      </w:pPr>
+      <w:r>
+        <w:rPr>
+          <w:rFonts w:ascii="Times New Roman" w:cs="Times New Roman" w:eastAsia="Times New Roman" w:hAnsi="Times New Roman"/>
+          <w:sz w:val="22"/>
+          <w:szCs w:val="22"/>
+        </w:rPr>
+        <w:t xml:space="preserve">ООО НКО «ЮМани» (сервис ЮKassa, ИНН 7750005725, ОГРН 1127711000031) — приём платежей и направление кассовых чеков на адрес электронной почты Пользователя;</w:t>
+      </w:r>
+    </w:p>
+    <w:p>
+      <w:pPr>
+        <w:pStyle w:val="ListParagraph"/>
+        <w:numPr>
+          <w:ilvl w:val="0"/>
+          <w:numId w:val="2"/>
+        </w:numPr>
+        <w:spacing w:after="40" w:line="276" w:lineRule="auto"/>
+        <w:jc w:val="both"/>
+      </w:pPr>
+      <w:r>
+        <w:rPr>
+          <w:rFonts w:ascii="Times New Roman" w:cs="Times New Roman" w:eastAsia="Times New Roman" w:hAnsi="Times New Roman"/>
+          <w:sz w:val="22"/>
+          <w:szCs w:val="22"/>
+        </w:rPr>
+        <w:t xml:space="preserve">ООО «Яндекс» (ИНН 7736207543, ОГРН 1027700229193) — авторизация через Яндекс ID (по выбору Пользователя), веб-аналитика Яндекс Метрика, защита форм от автоматических запросов (SmartCaptcha), доставка служебных писем через почтовый сервис Яндекс 360 для бизнеса (коды входа, уведомления о заявках);</w:t>
+      </w:r>
+    </w:p>
+    <w:p>
+      <w:pPr>
+        <w:pStyle w:val="ListParagraph"/>
+        <w:numPr>
+          <w:ilvl w:val="0"/>
+          <w:numId w:val="2"/>
+        </w:numPr>
+        <w:spacing w:after="40" w:line="276" w:lineRule="auto"/>
+        <w:jc w:val="both"/>
+      </w:pPr>
+      <w:r>
+        <w:rPr>
+          <w:rFonts w:ascii="Times New Roman" w:cs="Times New Roman" w:eastAsia="Times New Roman" w:hAnsi="Times New Roman"/>
+          <w:sz w:val="22"/>
+          <w:szCs w:val="22"/>
+        </w:rPr>
+        <w:t xml:space="preserve">ООО «ВК» (ИНН 7743001840, ОГРН 1027739850962) — авторизация через VK ID и Mail.ru (по выбору Пользователя);</w:t>
       </w:r>
     </w:p>
     <w:p>
@@ -2315,7 +2315,7 @@
           <w:sz w:val="22"/>
           <w:szCs w:val="22"/>
         </w:rPr>
-        <w:t xml:space="preserve">ООО «Дадата» (сервис DaData) — подсказки адресов и реквизитов организаций при заполнении форм;</w:t>
+        <w:t xml:space="preserve">ООО «Дейта Кью» (сервис DaData, ИНН 7721581040, ОГРН 5077746329876) — подсказки адресов и реквизитов организаций при заполнении форм;</w:t>
       </w:r>
     </w:p>
     <w:p>

--- a/docs/legal/politika-obrabotki-personalnyh-dannyh.docx
+++ b/docs/legal/politika-obrabotki-personalnyh-dannyh.docx
@@ -29,7 +29,7 @@
           <w:sz w:val="22"/>
           <w:szCs w:val="22"/>
         </w:rPr>
-        <w:t xml:space="preserve">Приказом № ____ от «____» ____________ 20___ г.</w:t>
+        <w:t xml:space="preserve">Приказом № 1 от «19» сентября 2026 г.</w:t>
       </w:r>
     </w:p>
     <w:p>

--- a/docs/legal/politika-obrabotki-personalnyh-dannyh.docx
+++ b/docs/legal/politika-obrabotki-personalnyh-dannyh.docx
@@ -516,7 +516,7 @@
           <w:sz w:val="22"/>
           <w:szCs w:val="22"/>
         </w:rPr>
-        <w:t xml:space="preserve">3.2. Контактные данные по вопросам обработки персональных данных: адрес электронной почты dom@gdesite.ru, почтовый адрес: [почтовый адрес для обращений].</w:t>
+        <w:t xml:space="preserve">3.2. Контактные данные по вопросам обработки персональных данных: адрес электронной почты dom@gdesite.ru, почтовый адрес: [индекс], Республика Марий Эл, г. Йошкар-Ола, ул. Машиностроителей, д. 26.</w:t>
       </w:r>
     </w:p>
     <w:p>

--- a/docs/legal/politika-obrabotki-personalnyh-dannyh.docx
+++ b/docs/legal/politika-obrabotki-personalnyh-dannyh.docx
@@ -502,21 +502,21 @@
           <w:sz w:val="22"/>
           <w:szCs w:val="22"/>
         </w:rPr>
-        <w:t xml:space="preserve">3.1. Оператор персональных данных: Общество с ограниченной ответственностью «Генпорт» (ООО «Генпорт»), ИНН [_____________], ОГРН [_____________], адрес: [юридический адрес].</w:t>
-      </w:r>
-    </w:p>
-    <w:p>
-      <w:pPr>
-        <w:spacing w:after="80" w:line="276" w:lineRule="auto"/>
-        <w:jc w:val="both"/>
-      </w:pPr>
-      <w:r>
-        <w:rPr>
-          <w:rFonts w:ascii="Times New Roman" w:cs="Times New Roman" w:eastAsia="Times New Roman" w:hAnsi="Times New Roman"/>
-          <w:sz w:val="22"/>
-          <w:szCs w:val="22"/>
-        </w:rPr>
-        <w:t xml:space="preserve">3.2. Контактные данные по вопросам обработки персональных данных: адрес электронной почты dom@gdesite.ru, почтовый адрес: [индекс], Республика Марий Эл, г. Йошкар-Ола, ул. Машиностроителей, д. 26.</w:t>
+        <w:t xml:space="preserve">3.1. Оператор персональных данных: Общество с ограниченной ответственностью «Генпорт» (ООО «Генпорт»), ИНН [_____________], ОГРН [_____________], адрес: 424003, Республика Марий Эл, г. Йошкар-Ола, ул. Машиностроителей, д. 26.</w:t>
+      </w:r>
+    </w:p>
+    <w:p>
+      <w:pPr>
+        <w:spacing w:after="80" w:line="276" w:lineRule="auto"/>
+        <w:jc w:val="both"/>
+      </w:pPr>
+      <w:r>
+        <w:rPr>
+          <w:rFonts w:ascii="Times New Roman" w:cs="Times New Roman" w:eastAsia="Times New Roman" w:hAnsi="Times New Roman"/>
+          <w:sz w:val="22"/>
+          <w:szCs w:val="22"/>
+        </w:rPr>
+        <w:t xml:space="preserve">3.2. Контактные данные по вопросам обработки персональных данных: адрес электронной почты dom@gdesite.ru, почтовый адрес: 424003, Республика Марий Эл, г. Йошкар-Ола, ул. Машиностроителей, д. 26.</w:t>
       </w:r>
     </w:p>
     <w:p>

--- a/docs/legal/politika-obrabotki-personalnyh-dannyh.docx
+++ b/docs/legal/politika-obrabotki-personalnyh-dannyh.docx
@@ -502,7 +502,7 @@
           <w:sz w:val="22"/>
           <w:szCs w:val="22"/>
         </w:rPr>
-        <w:t xml:space="preserve">3.1. Оператор персональных данных: Общество с ограниченной ответственностью «Генпорт» (ООО «Генпорт»), ИНН [_____________], ОГРН [_____________], адрес: 424003, Республика Марий Эл, г. Йошкар-Ола, ул. Машиностроителей, д. 26.</w:t>
+        <w:t xml:space="preserve">3.1. Оператор персональных данных: Общество с ограниченной ответственностью «Генпорт» (ООО «Генпорт»), ИНН 1200023416, ОГРН 1261200002238, адрес: 424003, Республика Марий Эл, г. Йошкар-Ола, ул. Машиностроителей, д. 26.</w:t>
       </w:r>
     </w:p>
     <w:p>

--- a/docs/legal/politika-obrabotki-personalnyh-dannyh.docx
+++ b/docs/legal/politika-obrabotki-personalnyh-dannyh.docx
@@ -29,7 +29,7 @@
           <w:sz w:val="22"/>
           <w:szCs w:val="22"/>
         </w:rPr>
-        <w:t xml:space="preserve">Приказом № 1 от «19» сентября 2026 г.</w:t>
+        <w:t xml:space="preserve">Приказом № 1 от «17» сентября 2026 г.</w:t>
       </w:r>
     </w:p>
     <w:p>

--- a/docs/legal/politika-obrabotki-personalnyh-dannyh.docx
+++ b/docs/legal/politika-obrabotki-personalnyh-dannyh.docx
@@ -822,26 +822,26 @@
           <w:sz w:val="22"/>
           <w:szCs w:val="22"/>
         </w:rPr>
-        <w:t xml:space="preserve">представители контрагентов: фамилия, имя, отчество, должность, контактные данные, сведения, содержащиеся в договорах и доверенностях;</w:t>
-      </w:r>
-    </w:p>
-    <w:p>
-      <w:pPr>
-        <w:pStyle w:val="ListParagraph"/>
-        <w:numPr>
-          <w:ilvl w:val="0"/>
-          <w:numId w:val="2"/>
-        </w:numPr>
-        <w:spacing w:after="40" w:line="276" w:lineRule="auto"/>
-        <w:jc w:val="both"/>
-      </w:pPr>
-      <w:r>
-        <w:rPr>
-          <w:rFonts w:ascii="Times New Roman" w:cs="Times New Roman" w:eastAsia="Times New Roman" w:hAnsi="Times New Roman"/>
-          <w:sz w:val="22"/>
-          <w:szCs w:val="22"/>
-        </w:rPr>
-        <w:t xml:space="preserve">участники мероприятий: фамилия, имя, отчество, контактные данные, никнеймы в мессенджерах и социальных сетях, сведения о роде деятельности.</w:t>
+        <w:t xml:space="preserve">представители контрагентов: фамилия, имя, отчество, должность, номер телефона, адрес электронной почты, почтовый адрес, сведения, содержащиеся в договорах и доверенностях;</w:t>
+      </w:r>
+    </w:p>
+    <w:p>
+      <w:pPr>
+        <w:pStyle w:val="ListParagraph"/>
+        <w:numPr>
+          <w:ilvl w:val="0"/>
+          <w:numId w:val="2"/>
+        </w:numPr>
+        <w:spacing w:after="40" w:line="276" w:lineRule="auto"/>
+        <w:jc w:val="both"/>
+      </w:pPr>
+      <w:r>
+        <w:rPr>
+          <w:rFonts w:ascii="Times New Roman" w:cs="Times New Roman" w:eastAsia="Times New Roman" w:hAnsi="Times New Roman"/>
+          <w:sz w:val="22"/>
+          <w:szCs w:val="22"/>
+        </w:rPr>
+        <w:t xml:space="preserve">участники мероприятий: фамилия, имя, отчество, номер телефона, адрес электронной почты, никнеймы в мессенджерах и социальных сетях, сведения о роде деятельности.</w:t>
       </w:r>
     </w:p>
     <w:p>
@@ -1679,7 +1679,7 @@
                 <w:sz w:val="20"/>
                 <w:szCs w:val="20"/>
               </w:rPr>
-              <w:t xml:space="preserve">Представители контрагентов: Ф.И.О., должность, контактные данные</w:t>
+              <w:t xml:space="preserve">Представители контрагентов: Ф.И.О., должность, телефон, e-mail, почтовый адрес</w:t>
             </w:r>
           </w:p>
         </w:tc>
@@ -1793,7 +1793,7 @@
                 <w:sz w:val="20"/>
                 <w:szCs w:val="20"/>
               </w:rPr>
-              <w:t xml:space="preserve">Участники: Ф.И.О., контактные данные</w:t>
+              <w:t xml:space="preserve">Участники: Ф.И.О., телефон, e-mail</w:t>
             </w:r>
           </w:p>
         </w:tc>

--- a/docs/legal/politika-obrabotki-personalnyh-dannyh.docx
+++ b/docs/legal/politika-obrabotki-personalnyh-dannyh.docx
@@ -2137,7 +2137,7 @@
           <w:sz w:val="22"/>
           <w:szCs w:val="22"/>
         </w:rPr>
-        <w:t xml:space="preserve">6.8. Функции Сервиса по генерации сайтов, текстов и изображений основаны на технологиях больших языковых и генеративных моделей. Текстовые описания (запросы), сообщения чата правок и прикреплённые к ним файлы, направляемые Пользователем в Сервис, обрабатываются автоматически, в том числе с привлечением провайдеров ИИ-технологий, указанных в пункте 7.2 Политики. Пользователь обязуется не включать в запросы персональные данные третьих лиц и специальные категории персональных данных. Содержание запросов не используется Оператором в целях, не связанных с исполнением договора с Пользователем, и не используется для обучения моделей.</w:t>
+        <w:t xml:space="preserve">6.8. Функции Сервиса по генерации сайтов, текстов и изображений основаны на технологиях больших языковых и генеративных моделей. Текстовые описания (запросы), сообщения чата правок и прикреплённые к ним файлы, направляемые Пользователем в Сервис, обрабатываются автоматически, в том числе средствами моделей платформы Yandex Cloud AI Studio (ООО «Яндекс.Облако») и сервиса генерации изображений, указанных в пункте 7.2 Политики. Пользователь обязуется не включать в запросы персональные данные третьих лиц и специальные категории персональных данных. Содержание запросов не используется Оператором в целях, не связанных с исполнением договора с Пользователем, и не используется для обучения моделей.</w:t>
       </w:r>
     </w:p>
     <w:p>
@@ -2201,7 +2201,7 @@
           <w:sz w:val="22"/>
           <w:szCs w:val="22"/>
         </w:rPr>
-        <w:t xml:space="preserve">ООО «Яндекс.Облако» (облачная платформа Yandex Cloud, ИНН 7704458262, ОГРН 1187746678580) — размещение серверной инфраструктуры Сервиса в центрах обработки данных на территории РФ;</w:t>
+        <w:t xml:space="preserve">ООО «Яндекс.Облако» (облачная платформа Yandex Cloud, ИНН 7704458262, ОГРН 1187746678580) — размещение серверной инфраструктуры Сервиса в центрах обработки данных на территории РФ, а также обработка содержания запросов Пользователя на генерацию и правку сайтов средствами моделей платформы Yandex Cloud AI Studio (пункт 6.8 Политики);</w:t>
       </w:r>
     </w:p>
     <w:p>
@@ -2259,25 +2259,6 @@
           <w:szCs w:val="22"/>
         </w:rPr>
         <w:t xml:space="preserve">ООО «ВК» (ИНН 7743001840, ОГРН 1027739850962) — авторизация через VK ID и Mail.ru (по выбору Пользователя);</w:t>
-      </w:r>
-    </w:p>
-    <w:p>
-      <w:pPr>
-        <w:pStyle w:val="ListParagraph"/>
-        <w:numPr>
-          <w:ilvl w:val="0"/>
-          <w:numId w:val="2"/>
-        </w:numPr>
-        <w:spacing w:after="40" w:line="276" w:lineRule="auto"/>
-        <w:jc w:val="both"/>
-      </w:pPr>
-      <w:r>
-        <w:rPr>
-          <w:rFonts w:ascii="Times New Roman" w:cs="Times New Roman" w:eastAsia="Times New Roman" w:hAnsi="Times New Roman"/>
-          <w:sz w:val="22"/>
-          <w:szCs w:val="22"/>
-        </w:rPr>
-        <w:t xml:space="preserve">российский поставщик доступа к технологиям больших языковых моделей [наименование, ИНН] — обработка содержания запросов Пользователя на генерацию и правку сайтов (пункт 6.8 Политики); передача осуществляется поставщику на территории Российской Федерации;</w:t>
       </w:r>
     </w:p>
     <w:p>
@@ -2402,7 +2383,7 @@
           <w:sz w:val="22"/>
           <w:szCs w:val="22"/>
         </w:rPr>
-        <w:t xml:space="preserve">8.2. Содержание запросов Пользователя на генерацию и правку сайтов (пункт 6.8 Политики) передаётся российскому поставщику доступа к технологиям больших языковых моделей, указанному в пункте 7.2 Политики, на основании договора, содержащего условия о конфиденциальности и защите персональных данных. Трансграничная передача персональных данных Оператором не осуществляется. В случае возникновения необходимости такой передачи она будет осуществляться только после уведомления Роскомнадзора и при соблюдении требований статьи 12 Закона о персональных данных.</w:t>
+        <w:t xml:space="preserve">8.2. Содержание запросов Пользователя на генерацию и правку сайтов (пункт 6.8 Политики) обрабатывается средствами моделей платформы Yandex Cloud AI Studio (ООО «Яндекс.Облако») на территории Российской Федерации на основании договора, содержащего условия о конфиденциальности и защите персональных данных. Трансграничная передача персональных данных Оператором не осуществляется. В случае возникновения необходимости такой передачи она будет осуществляться только после уведомления Роскомнадзора и при соблюдении требований статьи 12 Закона о персональных данных.</w:t>
       </w:r>
     </w:p>
     <w:p>

--- a/docs/legal/politika-obrabotki-personalnyh-dannyh.docx
+++ b/docs/legal/politika-obrabotki-personalnyh-dannyh.docx
@@ -841,7 +841,45 @@
           <w:sz w:val="22"/>
           <w:szCs w:val="22"/>
         </w:rPr>
-        <w:t xml:space="preserve">участники мероприятий: фамилия, имя, отчество, номер телефона, адрес электронной почты, никнеймы в мессенджерах и социальных сетях, сведения о роде деятельности.</w:t>
+        <w:t xml:space="preserve">участники мероприятий: фамилия, имя, отчество, номер телефона, адрес электронной почты, никнеймы в мессенджерах и социальных сетях, сведения о роде деятельности;</w:t>
+      </w:r>
+    </w:p>
+    <w:p>
+      <w:pPr>
+        <w:pStyle w:val="ListParagraph"/>
+        <w:numPr>
+          <w:ilvl w:val="0"/>
+          <w:numId w:val="2"/>
+        </w:numPr>
+        <w:spacing w:after="40" w:line="276" w:lineRule="auto"/>
+        <w:jc w:val="both"/>
+      </w:pPr>
+      <w:r>
+        <w:rPr>
+          <w:rFonts w:ascii="Times New Roman" w:cs="Times New Roman" w:eastAsia="Times New Roman" w:hAnsi="Times New Roman"/>
+          <w:sz w:val="22"/>
+          <w:szCs w:val="22"/>
+        </w:rPr>
+        <w:t xml:space="preserve">работники Оператора: фамилия, имя, отчество; дата и место рождения; гражданство; реквизиты документа, удостоверяющего личность; адрес регистрации и фактического проживания; ИНН; СНИЛС; номер телефона; адрес электронной почты; сведения об образовании и квалификации; сведения о трудовой деятельности и стаже; сведения о воинском учёте; семейное положение и состав семьи (в объёме, необходимом для предоставления гарантий и льгот); банковские реквизиты для выплаты заработной платы; сведения о состоянии здоровья в объёме, предусмотренном трудовым законодательством (медицинские осмотры, листки нетрудоспособности);</w:t>
+      </w:r>
+    </w:p>
+    <w:p>
+      <w:pPr>
+        <w:pStyle w:val="ListParagraph"/>
+        <w:numPr>
+          <w:ilvl w:val="0"/>
+          <w:numId w:val="2"/>
+        </w:numPr>
+        <w:spacing w:after="40" w:line="276" w:lineRule="auto"/>
+        <w:jc w:val="both"/>
+      </w:pPr>
+      <w:r>
+        <w:rPr>
+          <w:rFonts w:ascii="Times New Roman" w:cs="Times New Roman" w:eastAsia="Times New Roman" w:hAnsi="Times New Roman"/>
+          <w:sz w:val="22"/>
+          <w:szCs w:val="22"/>
+        </w:rPr>
+        <w:t xml:space="preserve">соискатели: фамилия, имя, отчество; номер телефона; адрес электронной почты; сведения об образовании, квалификации и опыте работы; иные сведения, самостоятельно указанные соискателем в резюме и сопроводительном письме.</w:t>
       </w:r>
     </w:p>
     <w:p>
@@ -1907,7 +1945,7 @@
                 <w:sz w:val="20"/>
                 <w:szCs w:val="20"/>
               </w:rPr>
-              <w:t xml:space="preserve">Работники, соискатели</w:t>
+              <w:t xml:space="preserve">Работники: Ф.И.О., паспортные данные, адрес, ИНН, СНИЛС, телефон, e-mail, образование, стаж, воинский учёт, семейное положение, банковские реквизиты, сведения о здоровье в объёме ТК РФ. Соискатели: Ф.И.О., телефон, e-mail, образование, опыт работы</w:t>
             </w:r>
           </w:p>
         </w:tc>

--- a/docs/legal/politika-obrabotki-personalnyh-dannyh.docx
+++ b/docs/legal/politika-obrabotki-personalnyh-dannyh.docx
@@ -860,26 +860,26 @@
           <w:sz w:val="22"/>
           <w:szCs w:val="22"/>
         </w:rPr>
-        <w:t xml:space="preserve">работники Оператора: фамилия, имя, отчество; дата и место рождения; гражданство; реквизиты документа, удостоверяющего личность; адрес регистрации и фактического проживания; ИНН; СНИЛС; номер телефона; адрес электронной почты; сведения об образовании и квалификации; сведения о трудовой деятельности и стаже; сведения о воинском учёте; семейное положение и состав семьи (в объёме, необходимом для предоставления гарантий и льгот); банковские реквизиты для выплаты заработной платы; сведения о состоянии здоровья в объёме, предусмотренном трудовым законодательством (медицинские осмотры, листки нетрудоспособности);</w:t>
-      </w:r>
-    </w:p>
-    <w:p>
-      <w:pPr>
-        <w:pStyle w:val="ListParagraph"/>
-        <w:numPr>
-          <w:ilvl w:val="0"/>
-          <w:numId w:val="2"/>
-        </w:numPr>
-        <w:spacing w:after="40" w:line="276" w:lineRule="auto"/>
-        <w:jc w:val="both"/>
-      </w:pPr>
-      <w:r>
-        <w:rPr>
-          <w:rFonts w:ascii="Times New Roman" w:cs="Times New Roman" w:eastAsia="Times New Roman" w:hAnsi="Times New Roman"/>
-          <w:sz w:val="22"/>
-          <w:szCs w:val="22"/>
-        </w:rPr>
-        <w:t xml:space="preserve">соискатели: фамилия, имя, отчество; номер телефона; адрес электронной почты; сведения об образовании, квалификации и опыте работы; иные сведения, самостоятельно указанные соискателем в резюме и сопроводительном письме.</w:t>
+        <w:t xml:space="preserve">работники Оператора: фамилия, имя, отчество; дата и место рождения; гражданство; реквизиты документа, удостоверяющего личность; адрес регистрации и фактического проживания; ИНН; СНИЛС; номер телефона; адрес электронной почты; сведения об образовании и квалификации; сведения о трудовой деятельности и стаже; сведения о воинском учёте; семейное положение и состав семьи (в объёме, необходимом для предоставления гарантий и льгот); банковские реквизиты для выплаты заработной платы;</w:t>
+      </w:r>
+    </w:p>
+    <w:p>
+      <w:pPr>
+        <w:pStyle w:val="ListParagraph"/>
+        <w:numPr>
+          <w:ilvl w:val="0"/>
+          <w:numId w:val="2"/>
+        </w:numPr>
+        <w:spacing w:after="40" w:line="276" w:lineRule="auto"/>
+        <w:jc w:val="both"/>
+      </w:pPr>
+      <w:r>
+        <w:rPr>
+          <w:rFonts w:ascii="Times New Roman" w:cs="Times New Roman" w:eastAsia="Times New Roman" w:hAnsi="Times New Roman"/>
+          <w:sz w:val="22"/>
+          <w:szCs w:val="22"/>
+        </w:rPr>
+        <w:t xml:space="preserve">соискатели: фамилия, имя, отчество; дата рождения; номер телефона; адрес электронной почты; сведения об образовании, квалификации и опыте работы; иные сведения, самостоятельно указанные соискателем в резюме и сопроводительном письме.</w:t>
       </w:r>
     </w:p>
     <w:p>
@@ -1945,7 +1945,7 @@
                 <w:sz w:val="20"/>
                 <w:szCs w:val="20"/>
               </w:rPr>
-              <w:t xml:space="preserve">Работники: Ф.И.О., паспортные данные, адрес, ИНН, СНИЛС, телефон, e-mail, образование, стаж, воинский учёт, семейное положение, банковские реквизиты, сведения о здоровье в объёме ТК РФ. Соискатели: Ф.И.О., телефон, e-mail, образование, опыт работы</w:t>
+              <w:t xml:space="preserve">Работники: Ф.И.О., дата и место рождения, паспортные данные, адрес, ИНН, СНИЛС, телефон, e-mail, образование, стаж, воинский учёт, семейное положение, банковские реквизиты. Соискатели: Ф.И.О., дата рождения, телефон, e-mail, образование, опыт работы</w:t>
             </w:r>
           </w:p>
         </w:tc>

--- a/docs/legal/politika-obrabotki-personalnyh-dannyh.docx
+++ b/docs/legal/politika-obrabotki-personalnyh-dannyh.docx
@@ -212,7 +212,7 @@
           <w:sz w:val="22"/>
           <w:szCs w:val="22"/>
         </w:rPr>
-        <w:t xml:space="preserve">1.5. Используя Сайт и Сервис, направляя Оператору свои персональные данные, субъект персональных данных подтверждает, что ознакомлен с настоящей Политикой.</w:t>
+        <w:t xml:space="preserve">1.5. Оператор обеспечивает возможность ознакомления с Политикой до начала обработки персональных данных: ссылка на Политику размещается в подвале Сайта, в формах сбора персональных данных и на странице регистрации в Сервисе.</w:t>
       </w:r>
     </w:p>
     <w:p>
@@ -2032,7 +2032,7 @@
           <w:sz w:val="22"/>
           <w:szCs w:val="22"/>
         </w:rPr>
-        <w:t xml:space="preserve">5.2. Согласие на обработку персональных данных предоставляется субъектом свободно, своей волей и в своём интересе: путём проставления отметки в соответствующей форме на Сайте, совершения иных конклюдентных действий либо в письменной форме, когда это прямо требуется Законом о персональных данных.</w:t>
+        <w:t xml:space="preserve">5.2. В случаях, когда правовым основанием обработки является согласие субъекта персональных данных, согласие предоставляется субъектом свободно, своей волей и в своём интересе и оформляется отдельно от иной информации и документов, которые подтверждает или подписывает субъект: путём проставления субъектом отдельной отметки в соответствующей форме на Сайте либо в письменной форме (в том числе в форме электронного документа), когда это прямо требуется Законом о персональных данных. Согласие является конкретным, предметным, информированным, сознательным и однозначным.</w:t>
       </w:r>
     </w:p>
     <w:p>

--- a/docs/legal/politika-obrabotki-personalnyh-dannyh.docx
+++ b/docs/legal/politika-obrabotki-personalnyh-dannyh.docx
@@ -1147,7 +1147,7 @@
                 <w:sz w:val="20"/>
                 <w:szCs w:val="20"/>
               </w:rPr>
-              <w:t xml:space="preserve">Пользователи: e-mail, имя, идентификатор учётной записи Яндекс ID / VK ID / Mail.ru, содержание запросов и чата правок, сведения о платежах</w:t>
+              <w:t xml:space="preserve">Пользователи: адрес электронной почты; имя, e-mail и идентификатор учётной записи, получаемые от Яндекс ID / VK ID / Mail.ru; страна; наименование организации и должность (для представителей юридических лиц); сведения о проектах, балансе и операциях в Сервисе; содержание запросов и переписки в чате правок, включая прикреплённые файлы; сведения о заказанных услугах</w:t>
             </w:r>
           </w:p>
         </w:tc>
@@ -1261,7 +1261,7 @@
                 <w:sz w:val="20"/>
                 <w:szCs w:val="20"/>
               </w:rPr>
-              <w:t xml:space="preserve">Пользователи, представители контрагентов: e-mail (для чека), Ф.И.О., реквизиты, сведения о платежах</w:t>
+              <w:t xml:space="preserve">Пользователи: e-mail (для направления чека), сведения о факте и сумме платежа, маскированный номер карты. Представители контрагентов: Ф.И.О., должность, реквизиты и сведения, содержащиеся в договорах</w:t>
             </w:r>
           </w:p>
         </w:tc>
@@ -1375,7 +1375,7 @@
                 <w:sz w:val="20"/>
                 <w:szCs w:val="20"/>
               </w:rPr>
-              <w:t xml:space="preserve">Обратившиеся лица: имя, e-mail, телефон, содержание обращения</w:t>
+              <w:t xml:space="preserve">Обратившиеся лица: имя, e-mail, телефон, содержание обращения и переписки, иные данные, сообщённые заявителем</w:t>
             </w:r>
           </w:p>
         </w:tc>
@@ -1489,7 +1489,7 @@
                 <w:sz w:val="20"/>
                 <w:szCs w:val="20"/>
               </w:rPr>
-              <w:t xml:space="preserve">Подписчики, Пользователи: имя, e-mail, телефон</w:t>
+              <w:t xml:space="preserve">Подписчики рассылок и Пользователи: имя, e-mail, телефон</w:t>
             </w:r>
           </w:p>
         </w:tc>
@@ -1603,7 +1603,7 @@
                 <w:sz w:val="20"/>
                 <w:szCs w:val="20"/>
               </w:rPr>
-              <w:t xml:space="preserve">Посетители Сайта: IP-адрес, cookie, технические данные (в обезличенном виде — для статистики)</w:t>
+              <w:t xml:space="preserve">Посетители Сайта: IP-адрес, данные cookie, сведения о браузере, операционной системе и устройстве, дата и время доступа, адрес страницы перехода, просмотренные страницы (для статистики — в обезличенном виде)</w:t>
             </w:r>
           </w:p>
         </w:tc>
@@ -1717,7 +1717,7 @@
                 <w:sz w:val="20"/>
                 <w:szCs w:val="20"/>
               </w:rPr>
-              <w:t xml:space="preserve">Представители контрагентов: Ф.И.О., должность, телефон, e-mail, почтовый адрес</w:t>
+              <w:t xml:space="preserve">Представители контрагентов: Ф.И.О., должность, телефон, e-mail, почтовый адрес, сведения, содержащиеся в договорах и доверенностях</w:t>
             </w:r>
           </w:p>
         </w:tc>
@@ -1831,7 +1831,7 @@
                 <w:sz w:val="20"/>
                 <w:szCs w:val="20"/>
               </w:rPr>
-              <w:t xml:space="preserve">Участники: Ф.И.О., телефон, e-mail</w:t>
+              <w:t xml:space="preserve">Участники: Ф.И.О., телефон, e-mail, никнеймы в мессенджерах и социальных сетях, сведения о роде деятельности</w:t>
             </w:r>
           </w:p>
         </w:tc>
@@ -1945,7 +1945,7 @@
                 <w:sz w:val="20"/>
                 <w:szCs w:val="20"/>
               </w:rPr>
-              <w:t xml:space="preserve">Работники: Ф.И.О., дата и место рождения, паспортные данные, адрес, ИНН, СНИЛС, телефон, e-mail, образование, стаж, воинский учёт, семейное положение, банковские реквизиты. Соискатели: Ф.И.О., дата рождения, телефон, e-mail, образование, опыт работы</w:t>
+              <w:t xml:space="preserve">Работники: Ф.И.О., дата и место рождения, гражданство, реквизиты паспорта, адреса регистрации и проживания, ИНН, СНИЛС, телефон, e-mail, образование и квалификация, трудовая деятельность и стаж, воинский учёт, семейное положение и состав семьи, банковские реквизиты. Соискатели: Ф.И.О., дата рождения, телефон, e-mail, образование, квалификация и опыт работы, иные сведения из резюме</w:t>
             </w:r>
           </w:p>
         </w:tc>
@@ -2002,6 +2002,120 @@
                 <w:szCs w:val="20"/>
               </w:rPr>
               <w:t xml:space="preserve">Сроки, установленные трудовым и архивным законодательством; данные соискателей — до завершения рассмотрения отклика, при наличии согласия — не более 1 года</w:t>
+            </w:r>
+          </w:p>
+        </w:tc>
+      </w:tr>
+      <w:tr>
+        <w:tc>
+          <w:tcPr>
+            <w:tcW w:type="dxa" w:w="2400"/>
+            <w:tcMar>
+              <w:top w:type="dxa" w:w="60"/>
+              <w:left w:type="dxa" w:w="100"/>
+              <w:bottom w:type="dxa" w:w="60"/>
+              <w:right w:type="dxa" w:w="100"/>
+            </w:tcMar>
+            <w:vAlign w:val="top"/>
+          </w:tcPr>
+          <w:p>
+            <w:pPr>
+              <w:spacing w:after="40"/>
+              <w:jc w:val="left"/>
+            </w:pPr>
+            <w:r>
+              <w:rPr>
+                <w:rFonts w:ascii="Times New Roman" w:cs="Times New Roman" w:eastAsia="Times New Roman" w:hAnsi="Times New Roman"/>
+                <w:b w:val="false"/>
+                <w:bCs w:val="false"/>
+                <w:sz w:val="20"/>
+                <w:szCs w:val="20"/>
+              </w:rPr>
+              <w:t xml:space="preserve">Обработка персональных данных по поручению Пользователей (заявки с форм на сайтах Пользователей, данные, размещённые Пользователями в Сервисе)</w:t>
+            </w:r>
+          </w:p>
+        </w:tc>
+        <w:tc>
+          <w:tcPr>
+            <w:tcW w:type="dxa" w:w="2900"/>
+            <w:tcMar>
+              <w:top w:type="dxa" w:w="60"/>
+              <w:left w:type="dxa" w:w="100"/>
+              <w:bottom w:type="dxa" w:w="60"/>
+              <w:right w:type="dxa" w:w="100"/>
+            </w:tcMar>
+            <w:vAlign w:val="top"/>
+          </w:tcPr>
+          <w:p>
+            <w:pPr>
+              <w:spacing w:after="40"/>
+              <w:jc w:val="left"/>
+            </w:pPr>
+            <w:r>
+              <w:rPr>
+                <w:rFonts w:ascii="Times New Roman" w:cs="Times New Roman" w:eastAsia="Times New Roman" w:hAnsi="Times New Roman"/>
+                <w:b w:val="false"/>
+                <w:bCs w:val="false"/>
+                <w:sz w:val="20"/>
+                <w:szCs w:val="20"/>
+              </w:rPr>
+              <w:t xml:space="preserve">Субъекты, чьи данные размещают Пользователи: имя, телефон, e-mail, текст сообщения, иные данные, состав которых определяет Пользователь (раздел 7 Политики)</w:t>
+            </w:r>
+          </w:p>
+        </w:tc>
+        <w:tc>
+          <w:tcPr>
+            <w:tcW w:type="dxa" w:w="2200"/>
+            <w:tcMar>
+              <w:top w:type="dxa" w:w="60"/>
+              <w:left w:type="dxa" w:w="100"/>
+              <w:bottom w:type="dxa" w:w="60"/>
+              <w:right w:type="dxa" w:w="100"/>
+            </w:tcMar>
+            <w:vAlign w:val="top"/>
+          </w:tcPr>
+          <w:p>
+            <w:pPr>
+              <w:spacing w:after="40"/>
+              <w:jc w:val="left"/>
+            </w:pPr>
+            <w:r>
+              <w:rPr>
+                <w:rFonts w:ascii="Times New Roman" w:cs="Times New Roman" w:eastAsia="Times New Roman" w:hAnsi="Times New Roman"/>
+                <w:b w:val="false"/>
+                <w:bCs w:val="false"/>
+                <w:sz w:val="20"/>
+                <w:szCs w:val="20"/>
+              </w:rPr>
+              <w:t xml:space="preserve">ч. 3 ст. 6 Закона о персональных данных (поручение Пользователя как оператора); п. 5 ч. 1 ст. 6 (договор с Пользователем)</w:t>
+            </w:r>
+          </w:p>
+        </w:tc>
+        <w:tc>
+          <w:tcPr>
+            <w:tcW w:type="dxa" w:w="1855"/>
+            <w:tcMar>
+              <w:top w:type="dxa" w:w="60"/>
+              <w:left w:type="dxa" w:w="100"/>
+              <w:bottom w:type="dxa" w:w="60"/>
+              <w:right w:type="dxa" w:w="100"/>
+            </w:tcMar>
+            <w:vAlign w:val="top"/>
+          </w:tcPr>
+          <w:p>
+            <w:pPr>
+              <w:spacing w:after="40"/>
+              <w:jc w:val="left"/>
+            </w:pPr>
+            <w:r>
+              <w:rPr>
+                <w:rFonts w:ascii="Times New Roman" w:cs="Times New Roman" w:eastAsia="Times New Roman" w:hAnsi="Times New Roman"/>
+                <w:b w:val="false"/>
+                <w:bCs w:val="false"/>
+                <w:sz w:val="20"/>
+                <w:szCs w:val="20"/>
+              </w:rPr>
+              <w:t xml:space="preserve">Срок действия договора с Пользователем; после его прекращения — не более 30 дней</w:t>
             </w:r>
           </w:p>
         </w:tc>

--- a/docs/legal/politika-obrabotki-personalnyh-dannyh.docx
+++ b/docs/legal/politika-obrabotki-personalnyh-dannyh.docx
@@ -2289,7 +2289,7 @@
           <w:sz w:val="22"/>
           <w:szCs w:val="22"/>
         </w:rPr>
-        <w:t xml:space="preserve">6.8. Функции Сервиса по генерации сайтов, текстов и изображений основаны на технологиях больших языковых и генеративных моделей. Текстовые описания (запросы), сообщения чата правок и прикреплённые к ним файлы, направляемые Пользователем в Сервис, обрабатываются автоматически, в том числе средствами моделей платформы Yandex Cloud AI Studio (ООО «Яндекс.Облако») и сервиса генерации изображений, указанных в пункте 7.2 Политики. Пользователь обязуется не включать в запросы персональные данные третьих лиц и специальные категории персональных данных. Содержание запросов не используется Оператором в целях, не связанных с исполнением договора с Пользователем, и не используется для обучения моделей.</w:t>
+        <w:t xml:space="preserve">6.8. Функции Сервиса по генерации сайтов, текстов и изображений основаны на технологиях больших языковых и генеративных моделей. Текстовые описания (запросы), сообщения чата правок и прикреплённые к ним файлы, направляемые Пользователем в Сервис, обрабатываются автоматически, в том числе средствами моделей платформы Yandex Cloud AI Studio (ООО «Яндекс.Облако») и сервиса генерации изображений, указанных в пунктах 7.2 и 7.4 Политики. Пользователь обязуется не включать в запросы персональные данные третьих лиц и специальные категории персональных данных. Содержание запросов не используется Оператором в целях, не связанных с исполнением договора с Пользователем, и не используется для обучения моделей.</w:t>
       </w:r>
     </w:p>
     <w:p>
@@ -2334,7 +2334,7 @@
           <w:sz w:val="22"/>
           <w:szCs w:val="22"/>
         </w:rPr>
-        <w:t xml:space="preserve">7.2. Оператор поручает обработку персональных данных (либо передаёт их для оказания услуг Оператору) следующим лицам:</w:t>
+        <w:t xml:space="preserve">7.2. Лица, осуществляющие обработку персональных данных по поручению Оператора (обработчики, часть 3 статьи 6 Закона о персональных данных). Такие лица не определяют цели обработки, действуют на основании договора с Оператором и обязаны соблюдать конфиденциальность и обеспечивать безопасность персональных данных:</w:t>
       </w:r>
     </w:p>
     <w:p>
@@ -2372,125 +2372,139 @@
           <w:sz w:val="22"/>
           <w:szCs w:val="22"/>
         </w:rPr>
-        <w:t xml:space="preserve">ООО НКО «ЮМани» (сервис ЮKassa, ИНН 7750005725, ОГРН 1127711000031) — приём платежей и направление кассовых чеков на адрес электронной почты Пользователя;</w:t>
-      </w:r>
-    </w:p>
-    <w:p>
-      <w:pPr>
-        <w:pStyle w:val="ListParagraph"/>
-        <w:numPr>
-          <w:ilvl w:val="0"/>
-          <w:numId w:val="2"/>
-        </w:numPr>
-        <w:spacing w:after="40" w:line="276" w:lineRule="auto"/>
-        <w:jc w:val="both"/>
-      </w:pPr>
-      <w:r>
-        <w:rPr>
-          <w:rFonts w:ascii="Times New Roman" w:cs="Times New Roman" w:eastAsia="Times New Roman" w:hAnsi="Times New Roman"/>
-          <w:sz w:val="22"/>
-          <w:szCs w:val="22"/>
-        </w:rPr>
-        <w:t xml:space="preserve">ООО «Яндекс» (ИНН 7736207543, ОГРН 1027700229193) — авторизация через Яндекс ID (по выбору Пользователя), веб-аналитика Яндекс Метрика, защита форм от автоматических запросов (SmartCaptcha), доставка служебных писем через почтовый сервис Яндекс 360 для бизнеса (коды входа, уведомления о заявках);</w:t>
-      </w:r>
-    </w:p>
-    <w:p>
-      <w:pPr>
-        <w:pStyle w:val="ListParagraph"/>
-        <w:numPr>
-          <w:ilvl w:val="0"/>
-          <w:numId w:val="2"/>
-        </w:numPr>
-        <w:spacing w:after="40" w:line="276" w:lineRule="auto"/>
-        <w:jc w:val="both"/>
-      </w:pPr>
-      <w:r>
-        <w:rPr>
-          <w:rFonts w:ascii="Times New Roman" w:cs="Times New Roman" w:eastAsia="Times New Roman" w:hAnsi="Times New Roman"/>
-          <w:sz w:val="22"/>
-          <w:szCs w:val="22"/>
-        </w:rPr>
-        <w:t xml:space="preserve">ООО «ВК» (ИНН 7743001840, ОГРН 1027739850962) — авторизация через VK ID и Mail.ru (по выбору Пользователя);</w:t>
-      </w:r>
-    </w:p>
-    <w:p>
-      <w:pPr>
-        <w:pStyle w:val="ListParagraph"/>
-        <w:numPr>
-          <w:ilvl w:val="0"/>
-          <w:numId w:val="2"/>
-        </w:numPr>
-        <w:spacing w:after="40" w:line="276" w:lineRule="auto"/>
-        <w:jc w:val="both"/>
-      </w:pPr>
-      <w:r>
-        <w:rPr>
-          <w:rFonts w:ascii="Times New Roman" w:cs="Times New Roman" w:eastAsia="Times New Roman" w:hAnsi="Times New Roman"/>
-          <w:sz w:val="22"/>
-          <w:szCs w:val="22"/>
-        </w:rPr>
-        <w:t xml:space="preserve">ООО «Инфимум» (сервис gen-api.ru, ИНН 6166133013, ОГРН 1256100014829, 344065, г. Ростов-на-Дону, ул. Троллейбусная, зд. 24/2в, офис 925) — генерация изображений и видео по текстовым описаниям, не содержащим персональных данных;</w:t>
-      </w:r>
-    </w:p>
-    <w:p>
-      <w:pPr>
-        <w:pStyle w:val="ListParagraph"/>
-        <w:numPr>
-          <w:ilvl w:val="0"/>
-          <w:numId w:val="2"/>
-        </w:numPr>
-        <w:spacing w:after="40" w:line="276" w:lineRule="auto"/>
-        <w:jc w:val="both"/>
-      </w:pPr>
-      <w:r>
-        <w:rPr>
-          <w:rFonts w:ascii="Times New Roman" w:cs="Times New Roman" w:eastAsia="Times New Roman" w:hAnsi="Times New Roman"/>
-          <w:sz w:val="22"/>
-          <w:szCs w:val="22"/>
-        </w:rPr>
-        <w:t xml:space="preserve">ООО «Дейта Кью» (сервис DaData, ИНН 7721581040, ОГРН 5077746329876) — подсказки адресов и реквизитов организаций при заполнении форм;</w:t>
-      </w:r>
-    </w:p>
-    <w:p>
-      <w:pPr>
-        <w:spacing w:after="80" w:line="276" w:lineRule="auto"/>
-        <w:jc w:val="both"/>
-      </w:pPr>
-      <w:r>
-        <w:rPr>
-          <w:rFonts w:ascii="Times New Roman" w:cs="Times New Roman" w:eastAsia="Times New Roman" w:hAnsi="Times New Roman"/>
-          <w:sz w:val="22"/>
-          <w:szCs w:val="22"/>
-        </w:rPr>
-        <w:t xml:space="preserve">Актуальный перечень предоставляется по запросу субъекта персональных данных.</w:t>
-      </w:r>
-    </w:p>
-    <w:p>
-      <w:pPr>
-        <w:spacing w:after="80" w:line="276" w:lineRule="auto"/>
-        <w:jc w:val="both"/>
-      </w:pPr>
-      <w:r>
-        <w:rPr>
-          <w:rFonts w:ascii="Times New Roman" w:cs="Times New Roman" w:eastAsia="Times New Roman" w:hAnsi="Times New Roman"/>
-          <w:sz w:val="22"/>
-          <w:szCs w:val="22"/>
-        </w:rPr>
-        <w:t xml:space="preserve">7.3. Лицо, осуществляющее обработку персональных данных по поручению Оператора, не обязано получать согласие субъекта: ответственность перед субъектом за действия такого лица несёт Оператор, а лицо, осуществляющее обработку по поручению, несёт ответственность перед Оператором.</w:t>
-      </w:r>
-    </w:p>
-    <w:p>
-      <w:pPr>
-        <w:spacing w:after="80" w:line="276" w:lineRule="auto"/>
-        <w:jc w:val="both"/>
-      </w:pPr>
-      <w:r>
-        <w:rPr>
-          <w:rFonts w:ascii="Times New Roman" w:cs="Times New Roman" w:eastAsia="Times New Roman" w:hAnsi="Times New Roman"/>
-          <w:sz w:val="22"/>
-          <w:szCs w:val="22"/>
-        </w:rPr>
-        <w:t xml:space="preserve">7.4. Если Пользователь размещает в Сервисе персональные данные третьих лиц (например, своих клиентов и работников) либо такие данные поступают через формы заявок на сайтах, созданных Пользователем с помощью Сервиса (имя, телефон, адрес электронной почты, текст сообщения), оператором таких персональных данных является Пользователь, самостоятельно определяющий цели и состав обработки. Оператор в этом случае выступает лицом, осуществляющим обработку по поручению Пользователя, на условиях Поручения на обработку персональных данных, являющегося неотъемлемой частью Пользовательского соглашения (https://gdesite.ru/polzovatelskoe-soglashenie): хранит заявки в базе данных сайта Пользователя, направляет Пользователю уведомления о них и по указанию Пользователя передаёт заявки в подключённую им CRM-систему. Пользователь самостоятельно обеспечивает наличие правовых оснований обработки, включая получение необходимых согласий субъектов и публикацию собственной политики на созданном сайте.</w:t>
+        <w:t xml:space="preserve">ООО «Яндекс» (ИНН 7736207543, ОГРН 1027700229193) — веб-аналитика Яндекс Метрика, защита форм от автоматических запросов (SmartCaptcha), доставка служебных писем через почтовый сервис Яндекс 360 для бизнеса (коды входа, уведомления о заявках);</w:t>
+      </w:r>
+    </w:p>
+    <w:p>
+      <w:pPr>
+        <w:pStyle w:val="ListParagraph"/>
+        <w:numPr>
+          <w:ilvl w:val="0"/>
+          <w:numId w:val="2"/>
+        </w:numPr>
+        <w:spacing w:after="40" w:line="276" w:lineRule="auto"/>
+        <w:jc w:val="both"/>
+      </w:pPr>
+      <w:r>
+        <w:rPr>
+          <w:rFonts w:ascii="Times New Roman" w:cs="Times New Roman" w:eastAsia="Times New Roman" w:hAnsi="Times New Roman"/>
+          <w:sz w:val="22"/>
+          <w:szCs w:val="22"/>
+        </w:rPr>
+        <w:t xml:space="preserve">ООО «Дейта Кью» (сервис DaData, ИНН 7721581040, ОГРН 5077746329876) — подсказки адресов и реквизитов организаций при заполнении форм (обрабатывается вводимый в форму текст).</w:t>
+      </w:r>
+    </w:p>
+    <w:p>
+      <w:pPr>
+        <w:spacing w:after="80" w:line="276" w:lineRule="auto"/>
+        <w:jc w:val="both"/>
+      </w:pPr>
+      <w:r>
+        <w:rPr>
+          <w:rFonts w:ascii="Times New Roman" w:cs="Times New Roman" w:eastAsia="Times New Roman" w:hAnsi="Times New Roman"/>
+          <w:sz w:val="22"/>
+          <w:szCs w:val="22"/>
+        </w:rPr>
+        <w:t xml:space="preserve">7.3. Самостоятельные операторы персональных данных, которым Оператор предоставляет персональные данные либо от которых их получает. Такие лица обрабатывают персональные данные в собственных целях на основании закона или договора с субъектом и в соответствии со своими политиками:</w:t>
+      </w:r>
+    </w:p>
+    <w:p>
+      <w:pPr>
+        <w:pStyle w:val="ListParagraph"/>
+        <w:numPr>
+          <w:ilvl w:val="0"/>
+          <w:numId w:val="2"/>
+        </w:numPr>
+        <w:spacing w:after="40" w:line="276" w:lineRule="auto"/>
+        <w:jc w:val="both"/>
+      </w:pPr>
+      <w:r>
+        <w:rPr>
+          <w:rFonts w:ascii="Times New Roman" w:cs="Times New Roman" w:eastAsia="Times New Roman" w:hAnsi="Times New Roman"/>
+          <w:sz w:val="22"/>
+          <w:szCs w:val="22"/>
+        </w:rPr>
+        <w:t xml:space="preserve">ООО НКО «ЮМани» (сервис ЮKassa, ИНН 7750005725, ОГРН 1127711000031) — приём платежей и направление кассовых чеков на адрес электронной почты Пользователя; обрабатывает данные плательщика как оператор по переводу денежных средств в соответствии с Федеральными законами от 27.06.2011 № 161-ФЗ и от 22.05.2003 № 54-ФЗ;</w:t>
+      </w:r>
+    </w:p>
+    <w:p>
+      <w:pPr>
+        <w:pStyle w:val="ListParagraph"/>
+        <w:numPr>
+          <w:ilvl w:val="0"/>
+          <w:numId w:val="2"/>
+        </w:numPr>
+        <w:spacing w:after="40" w:line="276" w:lineRule="auto"/>
+        <w:jc w:val="both"/>
+      </w:pPr>
+      <w:r>
+        <w:rPr>
+          <w:rFonts w:ascii="Times New Roman" w:cs="Times New Roman" w:eastAsia="Times New Roman" w:hAnsi="Times New Roman"/>
+          <w:sz w:val="22"/>
+          <w:szCs w:val="22"/>
+        </w:rPr>
+        <w:t xml:space="preserve">ООО «Яндекс» (ИНН 7736207543, ОГРН 1027700229193) — сервис авторизации Яндекс ID: по выбору Пользователя Оператор получает от ООО «Яндекс» идентификатор учётной записи, имя и адрес электронной почты; учётная запись Пользователя обрабатывается ООО «Яндекс» в соответствии с его политикой конфиденциальности;</w:t>
+      </w:r>
+    </w:p>
+    <w:p>
+      <w:pPr>
+        <w:pStyle w:val="ListParagraph"/>
+        <w:numPr>
+          <w:ilvl w:val="0"/>
+          <w:numId w:val="2"/>
+        </w:numPr>
+        <w:spacing w:after="40" w:line="276" w:lineRule="auto"/>
+        <w:jc w:val="both"/>
+      </w:pPr>
+      <w:r>
+        <w:rPr>
+          <w:rFonts w:ascii="Times New Roman" w:cs="Times New Roman" w:eastAsia="Times New Roman" w:hAnsi="Times New Roman"/>
+          <w:sz w:val="22"/>
+          <w:szCs w:val="22"/>
+        </w:rPr>
+        <w:t xml:space="preserve">ООО «ВК» (ИНН 7743001840, ОГРН 1027739850962) — сервис авторизации VK ID (включая вход через Mail.ru): аналогично, по выбору Пользователя.</w:t>
+      </w:r>
+    </w:p>
+    <w:p>
+      <w:pPr>
+        <w:spacing w:after="80" w:line="276" w:lineRule="auto"/>
+        <w:jc w:val="both"/>
+      </w:pPr>
+      <w:r>
+        <w:rPr>
+          <w:rFonts w:ascii="Times New Roman" w:cs="Times New Roman" w:eastAsia="Times New Roman" w:hAnsi="Times New Roman"/>
+          <w:sz w:val="22"/>
+          <w:szCs w:val="22"/>
+        </w:rPr>
+        <w:t xml:space="preserve">7.4. Оператору сервиса генерации изображений и видео gen-api.ru — ООО «Инфимум» (ИНН 6166133013, ОГРН 1256100014829, 344065, г. Ростов-на-Дону, ул. Троллейбусная, зд. 24/2в, офис 925) — персональные данные не передаются: направляются только текстовые описания изображений, не содержащие персональных данных.</w:t>
+      </w:r>
+    </w:p>
+    <w:p>
+      <w:pPr>
+        <w:spacing w:after="80" w:line="276" w:lineRule="auto"/>
+        <w:jc w:val="both"/>
+      </w:pPr>
+      <w:r>
+        <w:rPr>
+          <w:rFonts w:ascii="Times New Roman" w:cs="Times New Roman" w:eastAsia="Times New Roman" w:hAnsi="Times New Roman"/>
+          <w:sz w:val="22"/>
+          <w:szCs w:val="22"/>
+        </w:rPr>
+        <w:t xml:space="preserve">7.5. Актуальный перечень лиц, указанных в пунктах 7.2 и 7.3, предоставляется по запросу субъекта персональных данных. Лицо, осуществляющее обработку по поручению Оператора, не обязано получать согласие субъекта: ответственность перед субъектом за действия такого лица несёт Оператор, а такое лицо несёт ответственность перед Оператором.</w:t>
+      </w:r>
+    </w:p>
+    <w:p>
+      <w:pPr>
+        <w:spacing w:after="80" w:line="276" w:lineRule="auto"/>
+        <w:jc w:val="both"/>
+      </w:pPr>
+      <w:r>
+        <w:rPr>
+          <w:rFonts w:ascii="Times New Roman" w:cs="Times New Roman" w:eastAsia="Times New Roman" w:hAnsi="Times New Roman"/>
+          <w:sz w:val="22"/>
+          <w:szCs w:val="22"/>
+        </w:rPr>
+        <w:t xml:space="preserve">7.6. Если Пользователь размещает в Сервисе персональные данные третьих лиц (например, своих клиентов и работников) либо такие данные поступают через формы заявок на сайтах, созданных Пользователем с помощью Сервиса (имя, телефон, адрес электронной почты, текст сообщения), оператором таких персональных данных является Пользователь, самостоятельно определяющий цели и состав обработки. Оператор в этом случае выступает лицом, осуществляющим обработку по поручению Пользователя, на условиях Поручения на обработку персональных данных, являющегося неотъемлемой частью Пользовательского соглашения (https://gdesite.ru/polzovatelskoe-soglashenie): хранит заявки в базе данных сайта Пользователя, направляет Пользователю уведомления о них и по указанию Пользователя передаёт заявки в подключённую им CRM-систему. При такой обработке лица, указанные в пункте 7.2 Политики, привлекаются Оператором в качестве субобработчиков, что отражено в Поручении. Пользователь самостоятельно обеспечивает наличие правовых оснований обработки, включая получение необходимых согласий субъектов и публикацию собственной политики на созданном сайте.</w:t>
       </w:r>
     </w:p>
     <w:p>

--- a/docs/legal/politika-obrabotki-personalnyh-dannyh.docx
+++ b/docs/legal/politika-obrabotki-personalnyh-dannyh.docx
@@ -2261,7 +2261,121 @@
           <w:sz w:val="22"/>
           <w:szCs w:val="22"/>
         </w:rPr>
-        <w:t xml:space="preserve">6.6. Передача персональных данных третьим лицам осуществляется только: с согласия субъекта персональных данных; в случаях, когда это необходимо для исполнения договора, стороной которого является субъект; по мотивированным запросам уполномоченных государственных органов в случаях, установленных законодательством Российской Федерации.</w:t>
+        <w:t xml:space="preserve">6.6. Персональные данные передаются (предоставляются) третьим лицам только при наличии правового основания, предусмотренного статьёй 6 Закона о персональных данных, в том числе:</w:t>
+      </w:r>
+    </w:p>
+    <w:p>
+      <w:pPr>
+        <w:pStyle w:val="ListParagraph"/>
+        <w:numPr>
+          <w:ilvl w:val="0"/>
+          <w:numId w:val="2"/>
+        </w:numPr>
+        <w:spacing w:after="40" w:line="276" w:lineRule="auto"/>
+        <w:jc w:val="both"/>
+      </w:pPr>
+      <w:r>
+        <w:rPr>
+          <w:rFonts w:ascii="Times New Roman" w:cs="Times New Roman" w:eastAsia="Times New Roman" w:hAnsi="Times New Roman"/>
+          <w:sz w:val="22"/>
+          <w:szCs w:val="22"/>
+        </w:rPr>
+        <w:t xml:space="preserve">лицам, осуществляющим обработку персональных данных по поручению Оператора (раздел 7 Политики);</w:t>
+      </w:r>
+    </w:p>
+    <w:p>
+      <w:pPr>
+        <w:pStyle w:val="ListParagraph"/>
+        <w:numPr>
+          <w:ilvl w:val="0"/>
+          <w:numId w:val="2"/>
+        </w:numPr>
+        <w:spacing w:after="40" w:line="276" w:lineRule="auto"/>
+        <w:jc w:val="both"/>
+      </w:pPr>
+      <w:r>
+        <w:rPr>
+          <w:rFonts w:ascii="Times New Roman" w:cs="Times New Roman" w:eastAsia="Times New Roman" w:hAnsi="Times New Roman"/>
+          <w:sz w:val="22"/>
+          <w:szCs w:val="22"/>
+        </w:rPr>
+        <w:t xml:space="preserve">лицам, участие которых необходимо для исполнения договора с субъектом персональных данных либо по его инициативе (платёжный сервис, сервисы авторизации по выбору Пользователя);</w:t>
+      </w:r>
+    </w:p>
+    <w:p>
+      <w:pPr>
+        <w:pStyle w:val="ListParagraph"/>
+        <w:numPr>
+          <w:ilvl w:val="0"/>
+          <w:numId w:val="2"/>
+        </w:numPr>
+        <w:spacing w:after="40" w:line="276" w:lineRule="auto"/>
+        <w:jc w:val="both"/>
+      </w:pPr>
+      <w:r>
+        <w:rPr>
+          <w:rFonts w:ascii="Times New Roman" w:cs="Times New Roman" w:eastAsia="Times New Roman" w:hAnsi="Times New Roman"/>
+          <w:sz w:val="22"/>
+          <w:szCs w:val="22"/>
+        </w:rPr>
+        <w:t xml:space="preserve">в случаях, когда передача предусмотрена федеральным законом, — налоговым, надзорным, правоохранительным органам и судам по их мотивированным запросам в порядке, установленном законодательством;</w:t>
+      </w:r>
+    </w:p>
+    <w:p>
+      <w:pPr>
+        <w:pStyle w:val="ListParagraph"/>
+        <w:numPr>
+          <w:ilvl w:val="0"/>
+          <w:numId w:val="2"/>
+        </w:numPr>
+        <w:spacing w:after="40" w:line="276" w:lineRule="auto"/>
+        <w:jc w:val="both"/>
+      </w:pPr>
+      <w:r>
+        <w:rPr>
+          <w:rFonts w:ascii="Times New Roman" w:cs="Times New Roman" w:eastAsia="Times New Roman" w:hAnsi="Times New Roman"/>
+          <w:sz w:val="22"/>
+          <w:szCs w:val="22"/>
+        </w:rPr>
+        <w:t xml:space="preserve">для защиты жизни, здоровья или иных жизненно важных интересов субъекта персональных данных, если получение его согласия невозможно;</w:t>
+      </w:r>
+    </w:p>
+    <w:p>
+      <w:pPr>
+        <w:pStyle w:val="ListParagraph"/>
+        <w:numPr>
+          <w:ilvl w:val="0"/>
+          <w:numId w:val="2"/>
+        </w:numPr>
+        <w:spacing w:after="40" w:line="276" w:lineRule="auto"/>
+        <w:jc w:val="both"/>
+      </w:pPr>
+      <w:r>
+        <w:rPr>
+          <w:rFonts w:ascii="Times New Roman" w:cs="Times New Roman" w:eastAsia="Times New Roman" w:hAnsi="Times New Roman"/>
+          <w:sz w:val="22"/>
+          <w:szCs w:val="22"/>
+        </w:rPr>
+        <w:t xml:space="preserve">для осуществления прав и законных интересов Оператора или третьих лиц (в том числе взыскание задолженности, защита прав в претензионном и судебном порядке, предотвращение мошенничества) при условии, что при этом не нарушаются права и свободы субъекта персональных данных;</w:t>
+      </w:r>
+    </w:p>
+    <w:p>
+      <w:pPr>
+        <w:pStyle w:val="ListParagraph"/>
+        <w:numPr>
+          <w:ilvl w:val="0"/>
+          <w:numId w:val="2"/>
+        </w:numPr>
+        <w:spacing w:after="40" w:line="276" w:lineRule="auto"/>
+        <w:jc w:val="both"/>
+      </w:pPr>
+      <w:r>
+        <w:rPr>
+          <w:rFonts w:ascii="Times New Roman" w:cs="Times New Roman" w:eastAsia="Times New Roman" w:hAnsi="Times New Roman"/>
+          <w:sz w:val="22"/>
+          <w:szCs w:val="22"/>
+        </w:rPr>
+        <w:t xml:space="preserve">в иных случаях — с согласия субъекта персональных данных.</w:t>
       </w:r>
     </w:p>
     <w:p>

--- a/docs/legal/politika-obrabotki-personalnyh-dannyh.docx
+++ b/docs/legal/politika-obrabotki-personalnyh-dannyh.docx
@@ -803,7 +803,7 @@
           <w:sz w:val="22"/>
           <w:szCs w:val="22"/>
         </w:rPr>
-        <w:t xml:space="preserve">подписчики рассылок: имя, адрес электронной почты, номер телефона;</w:t>
+        <w:t xml:space="preserve">подписчики рассылок: имя, адрес электронной почты, номер телефона, идентификатор в мессенджере;</w:t>
       </w:r>
     </w:p>
     <w:p>
@@ -1489,7 +1489,7 @@
                 <w:sz w:val="20"/>
                 <w:szCs w:val="20"/>
               </w:rPr>
-              <w:t xml:space="preserve">Подписчики рассылок и Пользователи: имя, e-mail, телефон</w:t>
+              <w:t xml:space="preserve">Подписчики рассылок и Пользователи: имя, e-mail, телефон, идентификатор в мессенджере</w:t>
             </w:r>
           </w:p>
         </w:tc>

--- a/docs/legal/politika-obrabotki-personalnyh-dannyh.docx
+++ b/docs/legal/politika-obrabotki-personalnyh-dannyh.docx
@@ -471,6 +471,25 @@
           <w:sz w:val="22"/>
           <w:szCs w:val="22"/>
         </w:rPr>
+        <w:t xml:space="preserve">Посетитель сайта Пользователя — физическое лицо, персональные данные которого поступают Оператору через формы и иные инструменты сайта, созданного Пользователем с помощью Сервиса, либо размещаются Пользователем в Сервисе; оператором персональных данных Посетителя сайта Пользователя является Пользователь (раздел 7 Политики);</w:t>
+      </w:r>
+    </w:p>
+    <w:p>
+      <w:pPr>
+        <w:pStyle w:val="ListParagraph"/>
+        <w:numPr>
+          <w:ilvl w:val="0"/>
+          <w:numId w:val="2"/>
+        </w:numPr>
+        <w:spacing w:after="40" w:line="276" w:lineRule="auto"/>
+        <w:jc w:val="both"/>
+      </w:pPr>
+      <w:r>
+        <w:rPr>
+          <w:rFonts w:ascii="Times New Roman" w:cs="Times New Roman" w:eastAsia="Times New Roman" w:hAnsi="Times New Roman"/>
+          <w:sz w:val="22"/>
+          <w:szCs w:val="22"/>
+        </w:rPr>
         <w:t xml:space="preserve">файлы cookie — небольшие фрагменты данных, которые Сайт передаёт браузеру посетителя и которые хранятся на устройстве посетителя.</w:t>
       </w:r>
     </w:p>
@@ -713,7 +732,7 @@
           <w:sz w:val="22"/>
           <w:szCs w:val="22"/>
         </w:rPr>
-        <w:t xml:space="preserve">субъекты персональных данных, чьи данные размещаются Пользователями в Сервисе либо поступают через формы заявок на сайтах, созданных Пользователями с помощью Сервиса, — в этом случае Оператор выступает лицом, осуществляющим обработку по поручению Пользователя (раздел 7 Политики).</w:t>
+        <w:t xml:space="preserve">Посетители сайтов Пользователей — в этом случае Оператор выступает лицом, осуществляющим обработку по поручению Пользователя (раздел 7 Политики).</w:t>
       </w:r>
     </w:p>
     <w:p>
@@ -922,6 +941,20 @@
           <w:szCs w:val="22"/>
         </w:rPr>
         <w:t xml:space="preserve">4.5. Оператор не проверяет достоверность персональных данных, предоставленных субъектом, и исходит из того, что субъект предоставляет достоверные и достаточные данные и поддерживает их в актуальном состоянии.</w:t>
+      </w:r>
+    </w:p>
+    <w:p>
+      <w:pPr>
+        <w:spacing w:after="80" w:line="276" w:lineRule="auto"/>
+        <w:jc w:val="both"/>
+      </w:pPr>
+      <w:r>
+        <w:rPr>
+          <w:rFonts w:ascii="Times New Roman" w:cs="Times New Roman" w:eastAsia="Times New Roman" w:hAnsi="Times New Roman"/>
+          <w:sz w:val="22"/>
+          <w:szCs w:val="22"/>
+        </w:rPr>
+        <w:t xml:space="preserve">4.6. Сервис предназначен для лиц, достигших 18 лет. Лица в возрасте от 14 до 18 лет могут использовать Сервис с согласия родителей или иных законных представителей. Оператор намеренно не собирает персональные данные лиц, не достигших 14 лет; при выявлении такой обработки без надлежащего правового основания Оператор прекращает её и уничтожает персональные данные в срок, не превышающий 10 рабочих дней.</w:t>
       </w:r>
     </w:p>
     <w:p>
@@ -1203,7 +1236,7 @@
                 <w:sz w:val="20"/>
                 <w:szCs w:val="20"/>
               </w:rPr>
-              <w:t xml:space="preserve">Срок действия договора, а после его прекращения — в течение срока исковой давности</w:t>
+              <w:t xml:space="preserve">Срок действия договора; после удаления учётной записи — уничтожение или обезличивание в течение 30 дней, кроме сведений, хранение которых требует закон (пункт 10.6)</w:t>
             </w:r>
           </w:p>
         </w:tc>
@@ -2059,7 +2092,7 @@
                 <w:sz w:val="20"/>
                 <w:szCs w:val="20"/>
               </w:rPr>
-              <w:t xml:space="preserve">Субъекты, чьи данные размещают Пользователи: имя, телефон, e-mail, текст сообщения, иные данные, состав которых определяет Пользователь (раздел 7 Политики)</w:t>
+              <w:t xml:space="preserve">Посетители сайтов Пользователей: имя, телефон, e-mail, текст сообщения, иные данные, состав которых определяет Пользователь (раздел 7 Политики)</w:t>
             </w:r>
           </w:p>
         </w:tc>
@@ -2618,7 +2651,7 @@
           <w:sz w:val="22"/>
           <w:szCs w:val="22"/>
         </w:rPr>
-        <w:t xml:space="preserve">7.6. Если Пользователь размещает в Сервисе персональные данные третьих лиц (например, своих клиентов и работников) либо такие данные поступают через формы заявок на сайтах, созданных Пользователем с помощью Сервиса (имя, телефон, адрес электронной почты, текст сообщения), оператором таких персональных данных является Пользователь, самостоятельно определяющий цели и состав обработки. Оператор в этом случае выступает лицом, осуществляющим обработку по поручению Пользователя, на условиях Поручения на обработку персональных данных, являющегося неотъемлемой частью Пользовательского соглашения (https://gdesite.ru/polzovatelskoe-soglashenie): хранит заявки в базе данных сайта Пользователя, направляет Пользователю уведомления о них и по указанию Пользователя передаёт заявки в подключённую им CRM-систему. При такой обработке лица, указанные в пункте 7.2 Политики, привлекаются Оператором в качестве субобработчиков, что отражено в Поручении. Пользователь самостоятельно обеспечивает наличие правовых оснований обработки, включая получение необходимых согласий субъектов и публикацию собственной политики на созданном сайте.</w:t>
+        <w:t xml:space="preserve">7.6. Если Пользователь размещает в Сервисе персональные данные третьих лиц (например, своих клиентов и работников) либо такие данные поступают через формы заявок на сайтах, созданных Пользователем с помощью Сервиса (имя, телефон, адрес электронной почты, текст сообщения) (Посетители сайтов Пользователей), оператором таких персональных данных является Пользователь, самостоятельно определяющий цели и состав обработки. Оператор в этом случае выступает лицом, осуществляющим обработку по поручению Пользователя, на условиях Поручения на обработку персональных данных, являющегося неотъемлемой частью Пользовательского соглашения (https://gdesite.ru/polzovatelskoe-soglashenie): хранит заявки в базе данных сайта Пользователя, направляет Пользователю уведомления о них и по указанию Пользователя передаёт заявки в подключённую им CRM-систему. При такой обработке лица, указанные в пункте 7.2 Политики, привлекаются Оператором в качестве субобработчиков, что отражено в Поручении. Пользователь самостоятельно обеспечивает наличие правовых оснований обработки, включая получение необходимых согласий субъектов и публикацию собственной политики на созданном сайте.</w:t>
       </w:r>
     </w:p>
     <w:p>
@@ -2694,21 +2727,21 @@
           <w:sz w:val="22"/>
           <w:szCs w:val="22"/>
         </w:rPr>
-        <w:t xml:space="preserve">9.1. Сайт использует файлы cookie и аналогичные технологии. Технически необходимые (обязательные) cookie обеспечивают работоспособность Сайта и Сервиса (авторизация, безопасность, сохранение настроек) и используются на основании законных интересов Оператора. Аналитические и рекламные cookie используются с согласия посетителя, выражаемого через баннер (уведомление) на Сайте.</w:t>
-      </w:r>
-    </w:p>
-    <w:p>
-      <w:pPr>
-        <w:spacing w:after="80" w:line="276" w:lineRule="auto"/>
-        <w:jc w:val="both"/>
-      </w:pPr>
-      <w:r>
-        <w:rPr>
-          <w:rFonts w:ascii="Times New Roman" w:cs="Times New Roman" w:eastAsia="Times New Roman" w:hAnsi="Times New Roman"/>
-          <w:sz w:val="22"/>
-          <w:szCs w:val="22"/>
-        </w:rPr>
-        <w:t xml:space="preserve">9.2. Для анализа посещаемости используется сервис веб-аналитики Яндекс Метрика (ООО «Яндекс»), обрабатывающий обезличенные данные о посетителях. Для защиты форм от автоматических запросов используется сервис Yandex SmartCaptcha (ООО «Яндекс»). Иные сервисы веб-аналитики и защиты форм, передающие данные за пределы Российской Федерации, на Сайте не используются.</w:t>
+        <w:t xml:space="preserve">9.1. Сайт использует файлы cookie и аналогичные технологии. Технически необходимые (обязательные) cookie обеспечивают работоспособность Сайта и Сервиса (авторизация, безопасность, сохранение настроек) и используются на основании законных интересов Оператора. Аналитические и рекламные cookie используются с согласия посетителя, выражаемого нажатием отдельной кнопки в уведомлении (баннере) о cookie на Сайте; до получения согласия аналитические сервисы не загружаются. Перечень используемых cookie, их назначение и сроки хранения приведены в Политике использования файлов cookie, опубликованной по адресу https://gdesite.ru/cookie-policy.</w:t>
+      </w:r>
+    </w:p>
+    <w:p>
+      <w:pPr>
+        <w:spacing w:after="80" w:line="276" w:lineRule="auto"/>
+        <w:jc w:val="both"/>
+      </w:pPr>
+      <w:r>
+        <w:rPr>
+          <w:rFonts w:ascii="Times New Roman" w:cs="Times New Roman" w:eastAsia="Times New Roman" w:hAnsi="Times New Roman"/>
+          <w:sz w:val="22"/>
+          <w:szCs w:val="22"/>
+        </w:rPr>
+        <w:t xml:space="preserve">9.2. Для анализа посещаемости используется сервис веб-аналитики Яндекс Метрика (ООО «Яндекс»), обрабатывающий обезличенные данные о посетителях. Для защиты форм от автоматических запросов используется сервис Yandex SmartCaptcha (ООО «Яндекс»). В Яндекс Метрику передаются только обезличенные сведения о действиях на Сайте (просмотры страниц, достижение целей); идентификаторы учётной записи, имя и адрес электронной почты Пользователя в Яндекс Метрику не передаются. Рекламные (маркетинговые) cookie и сторонние рекламные пиксели на Сайте не используются. Иные сервисы веб-аналитики и защиты форм, передающие данные за пределы Российской Федерации, на Сайте не используются.</w:t>
       </w:r>
     </w:p>
     <w:p>
@@ -2814,6 +2847,34 @@
     </w:p>
     <w:p>
       <w:pPr>
+        <w:spacing w:after="80" w:line="276" w:lineRule="auto"/>
+        <w:jc w:val="both"/>
+      </w:pPr>
+      <w:r>
+        <w:rPr>
+          <w:rFonts w:ascii="Times New Roman" w:cs="Times New Roman" w:eastAsia="Times New Roman" w:hAnsi="Times New Roman"/>
+          <w:sz w:val="22"/>
+          <w:szCs w:val="22"/>
+        </w:rPr>
+        <w:t xml:space="preserve">10.6. При удалении учётной записи Пользователем либо прекращении договора персональные данные Пользователя уничтожаются или обезличиваются в течение 30 дней, за исключением сведений, дальнейшее хранение которых требуется для исполнения обязанностей, возложенных на Оператора федеральным законом: сведения о платежах, бухгалтерская и налоговая документация хранятся 5 лет (Федеральный закон от 06.12.2011 № 402-ФЗ, Налоговый кодекс РФ); сведения, необходимые для рассмотрения претензий и защиты прав в суде, хранятся в заблокированном виде в течение срока исковой давности.</w:t>
+      </w:r>
+    </w:p>
+    <w:p>
+      <w:pPr>
+        <w:spacing w:after="80" w:line="276" w:lineRule="auto"/>
+        <w:jc w:val="both"/>
+      </w:pPr>
+      <w:r>
+        <w:rPr>
+          <w:rFonts w:ascii="Times New Roman" w:cs="Times New Roman" w:eastAsia="Times New Roman" w:hAnsi="Times New Roman"/>
+          <w:sz w:val="22"/>
+          <w:szCs w:val="22"/>
+        </w:rPr>
+        <w:t xml:space="preserve">10.7. Персональные данные, содержащиеся в резервных копиях информационных систем, уничтожаются по циклу ротации резервных копий, не превышающему 30 дней с момента уничтожения данных в основных системах. До истечения этого срока резервные копии не используются для обработки персональных данных, за исключением восстановления работоспособности систем после сбоя.</w:t>
+      </w:r>
+    </w:p>
+    <w:p>
+      <w:pPr>
         <w:keepNext/>
         <w:spacing w:after="160" w:before="280"/>
         <w:jc w:val="center"/>
@@ -3006,6 +3067,20 @@
     </w:p>
     <w:p>
       <w:pPr>
+        <w:spacing w:after="80" w:line="276" w:lineRule="auto"/>
+        <w:jc w:val="both"/>
+      </w:pPr>
+      <w:r>
+        <w:rPr>
+          <w:rFonts w:ascii="Times New Roman" w:cs="Times New Roman" w:eastAsia="Times New Roman" w:hAnsi="Times New Roman"/>
+          <w:sz w:val="22"/>
+          <w:szCs w:val="22"/>
+        </w:rPr>
+        <w:t xml:space="preserve">11.4. При обращении субъекта с требованием об уточнении неполных, неточных или неактуальных персональных данных Оператор блокирует такие данные с момента обращения (если блокирование не нарушает права субъекта или третьих лиц) и уточняет их в срок, не превышающий 7 рабочих дней со дня представления субъектом или его представителем сведений, подтверждающих неполноту или неточность (часть 2 статьи 21 Закона о персональных данных). Порядок действий при неправомерной обработке установлен пунктом 10.4 Политики.</w:t>
+      </w:r>
+    </w:p>
+    <w:p>
+      <w:pPr>
         <w:keepNext/>
         <w:spacing w:after="160" w:before="280"/>
         <w:jc w:val="center"/>
@@ -3243,7 +3318,7 @@
           <w:sz w:val="22"/>
           <w:szCs w:val="22"/>
         </w:rPr>
-        <w:t xml:space="preserve">13.2. Новая редакция Политики вступает в силу с момента её опубликования на Сайте, если иное не предусмотрено новой редакцией.</w:t>
+        <w:t xml:space="preserve">13.2. Новая редакция Политики вступает в силу с момента её опубликования на Сайте, если иное не предусмотрено новой редакцией. О существенных изменениях (новые цели обработки или категории персональных данных, новые лица, которым поручается обработка, изменение сроков хранения, начало трансграничной передачи) Оператор уведомляет Пользователей по адресу электронной почты не менее чем за 10 календарных дней до вступления изменений в силу.</w:t>
       </w:r>
     </w:p>
     <w:p>

--- a/docs/legal/politika-obrabotki-personalnyh-dannyh.docx
+++ b/docs/legal/politika-obrabotki-personalnyh-dannyh.docx
@@ -784,7 +784,7 @@
           <w:sz w:val="22"/>
           <w:szCs w:val="22"/>
         </w:rPr>
-        <w:t xml:space="preserve">Пользователи Сервиса: адрес электронной почты (вход по одноразовому коду); имя и адрес электронной почты, а также идентификатор учётной записи, получаемые от сервисов авторизации Яндекс ID, VK ID и Mail.ru при входе через них; страна; наименование организации и должность (для представителей юридических лиц); сведения о проектах, балансе и операциях в Сервисе; содержание текстовых описаний (запросов) и переписки в чате правок, включая прикреплённые файлы; сведения о платежах и заказанных услугах (платёжные реквизиты обрабатываются платёжным сервисом ЮKassa; Оператору доступны сведения о факте и сумме платежа и маскированный номер карты);</w:t>
+        <w:t xml:space="preserve">Пользователи Сервиса: адрес электронной почты (вход по одноразовому коду); имя и адрес электронной почты, а также идентификатор учётной записи, получаемые от сервисов авторизации Яндекс ID, VK ID и Mail.ru при входе через них; страна; наименование организации и должность (для представителей юридических лиц); сведения о проектах, балансе и операциях в Сервисе; содержание текстовых запросов на генерацию и правку сайтов и переписки в чате правок; загружаемые Пользователем файлы и изображения, в том числе фотографии Пользователя, предоставляемые им для создания изображений; сведения о платежах и заказанных услугах (платёжные реквизиты обрабатываются платёжным сервисом ЮKassa; Оператору доступны сведения о факте и сумме платежа и маскированный номер карты);</w:t>
       </w:r>
     </w:p>
     <w:p>
@@ -1180,7 +1180,7 @@
                 <w:sz w:val="20"/>
                 <w:szCs w:val="20"/>
               </w:rPr>
-              <w:t xml:space="preserve">Пользователи: адрес электронной почты; имя, e-mail и идентификатор учётной записи, получаемые от Яндекс ID / VK ID / Mail.ru; страна; наименование организации и должность (для представителей юридических лиц); сведения о проектах, балансе и операциях в Сервисе; содержание запросов и переписки в чате правок, включая прикреплённые файлы; сведения о заказанных услугах</w:t>
+              <w:t xml:space="preserve">Пользователи: адрес электронной почты; имя, e-mail и идентификатор учётной записи, получаемые от Яндекс ID / VK ID / Mail.ru; страна; наименование организации и должность (для представителей юридических лиц); сведения о проектах, балансе и операциях в Сервисе; сведения о заказанных услугах</w:t>
             </w:r>
           </w:p>
         </w:tc>
@@ -2035,6 +2035,120 @@
                 <w:szCs w:val="20"/>
               </w:rPr>
               <w:t xml:space="preserve">Сроки, установленные трудовым и архивным законодательством; данные соискателей — до завершения рассмотрения отклика, при наличии согласия — не более 1 года</w:t>
+            </w:r>
+          </w:p>
+        </w:tc>
+      </w:tr>
+      <w:tr>
+        <w:tc>
+          <w:tcPr>
+            <w:tcW w:type="dxa" w:w="2400"/>
+            <w:tcMar>
+              <w:top w:type="dxa" w:w="60"/>
+              <w:left w:type="dxa" w:w="100"/>
+              <w:bottom w:type="dxa" w:w="60"/>
+              <w:right w:type="dxa" w:w="100"/>
+            </w:tcMar>
+            <w:vAlign w:val="top"/>
+          </w:tcPr>
+          <w:p>
+            <w:pPr>
+              <w:spacing w:after="40"/>
+              <w:jc w:val="left"/>
+            </w:pPr>
+            <w:r>
+              <w:rPr>
+                <w:rFonts w:ascii="Times New Roman" w:cs="Times New Roman" w:eastAsia="Times New Roman" w:hAnsi="Times New Roman"/>
+                <w:b w:val="false"/>
+                <w:bCs w:val="false"/>
+                <w:sz w:val="20"/>
+                <w:szCs w:val="20"/>
+              </w:rPr>
+              <w:t xml:space="preserve">Создание и изменение сайтов и контента по запросам Пользователя с использованием технологий искусственного интеллекта</w:t>
+            </w:r>
+          </w:p>
+        </w:tc>
+        <w:tc>
+          <w:tcPr>
+            <w:tcW w:type="dxa" w:w="2900"/>
+            <w:tcMar>
+              <w:top w:type="dxa" w:w="60"/>
+              <w:left w:type="dxa" w:w="100"/>
+              <w:bottom w:type="dxa" w:w="60"/>
+              <w:right w:type="dxa" w:w="100"/>
+            </w:tcMar>
+            <w:vAlign w:val="top"/>
+          </w:tcPr>
+          <w:p>
+            <w:pPr>
+              <w:spacing w:after="40"/>
+              <w:jc w:val="left"/>
+            </w:pPr>
+            <w:r>
+              <w:rPr>
+                <w:rFonts w:ascii="Times New Roman" w:cs="Times New Roman" w:eastAsia="Times New Roman" w:hAnsi="Times New Roman"/>
+                <w:b w:val="false"/>
+                <w:bCs w:val="false"/>
+                <w:sz w:val="20"/>
+                <w:szCs w:val="20"/>
+              </w:rPr>
+              <w:t xml:space="preserve">Пользователи: содержание текстовых запросов и переписки в чате правок; загружаемые файлы и изображения, включая фотографии Пользователя (изображение лица); результаты генерации</w:t>
+            </w:r>
+          </w:p>
+        </w:tc>
+        <w:tc>
+          <w:tcPr>
+            <w:tcW w:type="dxa" w:w="2200"/>
+            <w:tcMar>
+              <w:top w:type="dxa" w:w="60"/>
+              <w:left w:type="dxa" w:w="100"/>
+              <w:bottom w:type="dxa" w:w="60"/>
+              <w:right w:type="dxa" w:w="100"/>
+            </w:tcMar>
+            <w:vAlign w:val="top"/>
+          </w:tcPr>
+          <w:p>
+            <w:pPr>
+              <w:spacing w:after="40"/>
+              <w:jc w:val="left"/>
+            </w:pPr>
+            <w:r>
+              <w:rPr>
+                <w:rFonts w:ascii="Times New Roman" w:cs="Times New Roman" w:eastAsia="Times New Roman" w:hAnsi="Times New Roman"/>
+                <w:b w:val="false"/>
+                <w:bCs w:val="false"/>
+                <w:sz w:val="20"/>
+                <w:szCs w:val="20"/>
+              </w:rPr>
+              <w:t xml:space="preserve">п. 5 ч. 1 ст. 6 Закона о персональных данных (исполнение договора)</w:t>
+            </w:r>
+          </w:p>
+        </w:tc>
+        <w:tc>
+          <w:tcPr>
+            <w:tcW w:type="dxa" w:w="1855"/>
+            <w:tcMar>
+              <w:top w:type="dxa" w:w="60"/>
+              <w:left w:type="dxa" w:w="100"/>
+              <w:bottom w:type="dxa" w:w="60"/>
+              <w:right w:type="dxa" w:w="100"/>
+            </w:tcMar>
+            <w:vAlign w:val="top"/>
+          </w:tcPr>
+          <w:p>
+            <w:pPr>
+              <w:spacing w:after="40"/>
+              <w:jc w:val="left"/>
+            </w:pPr>
+            <w:r>
+              <w:rPr>
+                <w:rFonts w:ascii="Times New Roman" w:cs="Times New Roman" w:eastAsia="Times New Roman" w:hAnsi="Times New Roman"/>
+                <w:b w:val="false"/>
+                <w:bCs w:val="false"/>
+                <w:sz w:val="20"/>
+                <w:szCs w:val="20"/>
+              </w:rPr>
+              <w:t xml:space="preserve">Запросы и результаты — до удаления проекта или учётной записи (далее — пункт 10.6); загруженные изображения и файлы — до завершения генерации, но не более 30 дней</w:t>
             </w:r>
           </w:p>
         </w:tc>
@@ -2436,7 +2550,7 @@
           <w:sz w:val="22"/>
           <w:szCs w:val="22"/>
         </w:rPr>
-        <w:t xml:space="preserve">6.8. Функции Сервиса по генерации сайтов, текстов и изображений основаны на технологиях больших языковых и генеративных моделей. Текстовые описания (запросы), сообщения чата правок и прикреплённые к ним файлы, направляемые Пользователем в Сервис, обрабатываются автоматически, в том числе средствами моделей платформы Yandex Cloud AI Studio (ООО «Яндекс.Облако») и сервиса генерации изображений, указанных в пунктах 7.2 и 7.4 Политики. Пользователь обязуется не включать в запросы персональные данные третьих лиц и специальные категории персональных данных. Содержание запросов не используется Оператором в целях, не связанных с исполнением договора с Пользователем, и не используется для обучения моделей.</w:t>
+        <w:t xml:space="preserve">6.8. Функции Сервиса по созданию и изменению сайтов, текстов и изображений основаны на технологиях больших языковых и генеративных моделей. Текстовые запросы, сообщения чата правок и загружаемые Пользователем файлы обрабатываются автоматически средствами моделей платформы Yandex Cloud AI Studio (ООО «Яндекс.Облако», пункт 7.2 Политики). Изображения, содержащие лица людей, обрабатываются исключительно моделями, размещёнными на собственной инфраструктуре Оператора в Yandex Cloud, и третьим лицам не передаются; сервис gen-api.ru (пункт 7.4) получает только текстовые описания изображений. Изображение лица используется только для выполнения запроса Пользователя и не используется для установления личности (биометрические персональные данные не обрабатываются). Пользователь вправе загружать только собственные изображения либо изображения лиц, давших согласие на их использование (статья 152.1 Гражданского кодекса РФ), обязуется не включать в запросы персональные данные третьих лиц и специальные категории персональных данных и несёт ответственность за состав загружаемого контента. Загруженные изображения и файлы удаляются после завершения генерации, но не позднее 30 дней с момента загрузки; результаты генерации хранятся в составе проекта Пользователя. Содержание запросов не используется Оператором в целях, не связанных с исполнением договора с Пользователем, и не используется для обучения моделей.</w:t>
       </w:r>
     </w:p>
     <w:p>
@@ -2623,7 +2737,7 @@
           <w:sz w:val="22"/>
           <w:szCs w:val="22"/>
         </w:rPr>
-        <w:t xml:space="preserve">7.4. Оператору сервиса генерации изображений и видео gen-api.ru — ООО «Инфимум» (ИНН 6166133013, ОГРН 1256100014829, 344065, г. Ростов-на-Дону, ул. Троллейбусная, зд. 24/2в, офис 925) — персональные данные не передаются: направляются только текстовые описания изображений, не содержащие персональных данных.</w:t>
+        <w:t xml:space="preserve">7.4. Оператору сервиса генерации изображений и видео gen-api.ru — ООО «Инфимум» (ИНН 6166133013, ОГРН 1256100014829, 344065, г. Ростов-на-Дону, ул. Троллейбусная, зд. 24/2в, офис 925) — персональные данные не передаются: направляются только текстовые описания изображений, не содержащие персональных данных; изображения, содержащие лица людей, и иные загруженные Пользователем файлы в сервис не передаются (пункт 6.8 Политики).</w:t>
       </w:r>
     </w:p>
     <w:p>

--- a/docs/legal/politika-obrabotki-personalnyh-dannyh.docx
+++ b/docs/legal/politika-obrabotki-personalnyh-dannyh.docx
@@ -803,7 +803,7 @@
           <w:sz w:val="22"/>
           <w:szCs w:val="22"/>
         </w:rPr>
-        <w:t xml:space="preserve">лица, обратившиеся в поддержку: имя, адрес электронной почты, номер телефона, содержание обращения и переписки, а также иные данные, сообщённые заявителем;</w:t>
+        <w:t xml:space="preserve">лица, обратившиеся в поддержку, направившие обращение, претензию или запрос: имя, адрес электронной почты, номер телефона, содержание обращения и переписки, а также иные данные, сообщённые заявителем; при направлении запроса о реализации прав субъекта персональных данных (статья 14 Закона о персональных данных) — фамилия, имя, отчество, номер документа, удостоверяющего личность, дата его выдачи и выдавший орган, почтовый адрес (если субъект просит направить ответ на бумажном носителе);</w:t>
       </w:r>
     </w:p>
     <w:p>
@@ -1408,7 +1408,7 @@
                 <w:sz w:val="20"/>
                 <w:szCs w:val="20"/>
               </w:rPr>
-              <w:t xml:space="preserve">Обратившиеся лица: имя, e-mail, телефон, содержание обращения и переписки, иные данные, сообщённые заявителем</w:t>
+              <w:t xml:space="preserve">Обратившиеся лица: имя, e-mail, телефон, содержание обращения и переписки, иные данные, сообщённые заявителем; в запросах по ст. 14 Закона — Ф.И.О., реквизиты документа, удостоверяющего личность, почтовый адрес</w:t>
             </w:r>
           </w:p>
         </w:tc>
@@ -1436,7 +1436,7 @@
                 <w:sz w:val="20"/>
                 <w:szCs w:val="20"/>
               </w:rPr>
-              <w:t xml:space="preserve">п. 5 ч. 1 ст. 6 (договор); п. 1 ч. 1 ст. 6 (согласие)</w:t>
+              <w:t xml:space="preserve">п. 5 ч. 1 ст. 6 (договор); п. 1 ч. 1 ст. 6 (согласие); п. 2 ч. 1 ст. 6 (обязанности оператора по ст. 14, 20, 21 Закона)</w:t>
             </w:r>
           </w:p>
         </w:tc>

--- a/docs/legal/politika-obrabotki-personalnyh-dannyh.docx
+++ b/docs/legal/politika-obrabotki-personalnyh-dannyh.docx
@@ -784,7 +784,7 @@
           <w:sz w:val="22"/>
           <w:szCs w:val="22"/>
         </w:rPr>
-        <w:t xml:space="preserve">Пользователи Сервиса: адрес электронной почты (вход по одноразовому коду); имя и адрес электронной почты, а также идентификатор учётной записи, получаемые от сервисов авторизации Яндекс ID, VK ID и Mail.ru при входе через них; страна; наименование организации и должность (для представителей юридических лиц); сведения о проектах, балансе и операциях в Сервисе; содержание текстовых запросов на генерацию и правку сайтов и переписки в чате правок; загружаемые Пользователем файлы и изображения, в том числе фотографии Пользователя, предоставляемые им для создания изображений; сведения о платежах и заказанных услугах (платёжные реквизиты обрабатываются платёжным сервисом ЮKassa; Оператору доступны сведения о факте и сумме платежа и маскированный номер карты);</w:t>
+        <w:t xml:space="preserve">Пользователи Сервиса: адрес электронной почты (вход по одноразовому коду); имя и адрес электронной почты, а также идентификатор учётной записи, получаемые от сервисов авторизации Яндекс ID, VK ID и Mail.ru при входе через них; страна; наименование организации и должность (для представителей юридических лиц); сведения о проектах, балансе и операциях в Сервисе; содержание текстовых и голосовых запросов на генерацию и правку сайтов и переписки в чате правок (голосовые записи автоматически преобразуются в текст); загружаемые Пользователем файлы и изображения, в том числе фотографии Пользователя, предоставляемые им для создания изображений; сведения о платежах и заказанных услугах (платёжные реквизиты обрабатываются платёжным сервисом ЮKassa; Оператору доступны сведения о факте и сумме платежа и маскированный номер карты);</w:t>
       </w:r>
     </w:p>
     <w:p>
@@ -2092,7 +2092,7 @@
                 <w:sz w:val="20"/>
                 <w:szCs w:val="20"/>
               </w:rPr>
-              <w:t xml:space="preserve">Пользователи: содержание текстовых запросов и переписки в чате правок; загружаемые файлы и изображения, включая фотографии Пользователя (изображение лица); результаты генерации</w:t>
+              <w:t xml:space="preserve">Пользователи: содержание текстовых запросов и переписки в чате правок; голосовые записи запросов; загружаемые файлы и изображения, включая фотографии Пользователя (изображение лица); результаты генерации</w:t>
             </w:r>
           </w:p>
         </w:tc>
@@ -2148,7 +2148,7 @@
                 <w:sz w:val="20"/>
                 <w:szCs w:val="20"/>
               </w:rPr>
-              <w:t xml:space="preserve">Запросы и результаты — до удаления проекта или учётной записи (далее — пункт 10.6); загруженные изображения и файлы — до завершения генерации, но не более 30 дней</w:t>
+              <w:t xml:space="preserve">Запросы и результаты — до удаления проекта или учётной записи (далее — пункт 10.6); загруженные изображения и файлы — до завершения генерации, но не более 30 дней; голосовые записи — до завершения преобразования в текст, но не более 24 часов</w:t>
             </w:r>
           </w:p>
         </w:tc>
@@ -2550,7 +2550,7 @@
           <w:sz w:val="22"/>
           <w:szCs w:val="22"/>
         </w:rPr>
-        <w:t xml:space="preserve">6.8. Функции Сервиса по созданию и изменению сайтов, текстов и изображений основаны на технологиях больших языковых и генеративных моделей. Текстовые запросы, сообщения чата правок и загружаемые Пользователем файлы обрабатываются автоматически средствами моделей платформы Yandex Cloud AI Studio (ООО «Яндекс.Облако», пункт 7.2 Политики). Изображения, содержащие лица людей, обрабатываются исключительно моделями, размещёнными на собственной инфраструктуре Оператора в Yandex Cloud, и третьим лицам не передаются; сервис gen-api.ru (пункт 7.4) получает только текстовые описания изображений. Изображение лица используется только для выполнения запроса Пользователя и не используется для установления личности (биометрические персональные данные не обрабатываются). Пользователь вправе загружать только собственные изображения либо изображения лиц, давших согласие на их использование (статья 152.1 Гражданского кодекса РФ), обязуется не включать в запросы персональные данные третьих лиц и специальные категории персональных данных и несёт ответственность за состав загружаемого контента. Загруженные изображения и файлы удаляются после завершения генерации, но не позднее 30 дней с момента загрузки; результаты генерации хранятся в составе проекта Пользователя. Содержание запросов не используется Оператором в целях, не связанных с исполнением договора с Пользователем, и не используется для обучения моделей.</w:t>
+        <w:t xml:space="preserve">6.8. Функции Сервиса по созданию и изменению сайтов, текстов и изображений основаны на технологиях больших языковых и генеративных моделей. Текстовые запросы, сообщения чата правок и загружаемые Пользователем файлы обрабатываются автоматически средствами моделей платформы Yandex Cloud AI Studio (ООО «Яндекс.Облако», пункт 7.2 Политики). Запрос может быть введён голосом: голосовая запись автоматически преобразуется в текст средствами сервиса распознавания речи той же платформы (Yandex SpeechKit), после чего обрабатывается как текстовый запрос; аудиозапись используется только для преобразования в текст, не используется для установления личности и удаляется после распознавания, но не позднее 24 часов с момента записи. Изображения, содержащие лица людей, обрабатываются исключительно моделями, размещёнными на собственной инфраструктуре Оператора в Yandex Cloud, и третьим лицам не передаются; сервис gen-api.ru (пункт 7.4) получает только текстовые описания изображений. Изображение лица используется только для выполнения запроса Пользователя и не используется для установления личности (биометрические персональные данные не обрабатываются). Пользователь вправе загружать только собственные изображения либо изображения лиц, давших согласие на их использование (статья 152.1 Гражданского кодекса РФ), обязуется не включать в запросы персональные данные третьих лиц и специальные категории персональных данных и несёт ответственность за состав загружаемого контента. Загруженные изображения и файлы удаляются после завершения генерации, но не позднее 30 дней с момента загрузки; результаты генерации хранятся в составе проекта Пользователя. Содержание запросов не используется Оператором в целях, не связанных с исполнением договора с Пользователем, и не используется для обучения моделей.</w:t>
       </w:r>
     </w:p>
     <w:p>
@@ -2614,7 +2614,7 @@
           <w:sz w:val="22"/>
           <w:szCs w:val="22"/>
         </w:rPr>
-        <w:t xml:space="preserve">ООО «Яндекс.Облако» (облачная платформа Yandex Cloud, ИНН 7704458262, ОГРН 1187746678580) — размещение серверной инфраструктуры Сервиса в центрах обработки данных на территории РФ, а также обработка содержания запросов Пользователя на генерацию и правку сайтов средствами моделей платформы Yandex Cloud AI Studio (пункт 6.8 Политики);</w:t>
+        <w:t xml:space="preserve">ООО «Яндекс.Облако» (облачная платформа Yandex Cloud, ИНН 7704458262, ОГРН 1187746678580) — размещение серверной инфраструктуры Сервиса в центрах обработки данных на территории РФ, а также обработка содержания запросов Пользователя на генерацию и правку сайтов средствами моделей платформы Yandex Cloud AI Studio и преобразование голосовых запросов в текст средствами Yandex SpeechKit (пункт 6.8 Политики);</w:t>
       </w:r>
     </w:p>
     <w:p>

--- a/docs/legal/politika-obrabotki-personalnyh-dannyh.docx
+++ b/docs/legal/politika-obrabotki-personalnyh-dannyh.docx
@@ -879,7 +879,7 @@
           <w:sz w:val="22"/>
           <w:szCs w:val="22"/>
         </w:rPr>
-        <w:t xml:space="preserve">работники Оператора: фамилия, имя, отчество; дата и место рождения; гражданство; реквизиты документа, удостоверяющего личность; адрес регистрации и фактического проживания; ИНН; СНИЛС; номер телефона; адрес электронной почты; сведения об образовании и квалификации; сведения о трудовой деятельности и стаже; сведения о воинском учёте; семейное положение и состав семьи (в объёме, необходимом для предоставления гарантий и льгот); банковские реквизиты для выплаты заработной платы;</w:t>
+        <w:t xml:space="preserve">работники Оператора: фамилия, имя, отчество; пол; дата и место рождения; гражданство; реквизиты документа, удостоверяющего личность; адрес регистрации и фактического проживания; ИНН; СНИЛС; номер телефона; адрес электронной почты; сведения об образовании и квалификации; должность; сведения о трудовой деятельности и стаже; сведения о воинском учёте; семейное положение и состав семьи, данные свидетельств о рождении детей (в объёме, необходимом для предоставления гарантий, льгот и налоговых вычетов); сведения о заработной плате и иных доходах, начислениях и удержаниях; банковские реквизиты для выплаты заработной платы;</w:t>
       </w:r>
     </w:p>
     <w:p>
@@ -1978,7 +1978,7 @@
                 <w:sz w:val="20"/>
                 <w:szCs w:val="20"/>
               </w:rPr>
-              <w:t xml:space="preserve">Работники: Ф.И.О., дата и место рождения, гражданство, реквизиты паспорта, адреса регистрации и проживания, ИНН, СНИЛС, телефон, e-mail, образование и квалификация, трудовая деятельность и стаж, воинский учёт, семейное положение и состав семьи, банковские реквизиты. Соискатели: Ф.И.О., дата рождения, телефон, e-mail, образование, квалификация и опыт работы, иные сведения из резюме</w:t>
+              <w:t xml:space="preserve">Работники: Ф.И.О., пол, дата и место рождения, гражданство, реквизиты паспорта, адреса регистрации и проживания, ИНН, СНИЛС, телефон, e-mail, образование и квалификация, должность, трудовая деятельность и стаж, воинский учёт, семейное положение, состав семьи и свидетельства о рождении детей, сведения о заработной плате, банковские реквизиты. Соискатели: Ф.И.О., дата рождения, телефон, e-mail, образование, квалификация и опыт работы, иные сведения из резюме</w:t>
             </w:r>
           </w:p>
         </w:tc>

--- a/docs/legal/politika-obrabotki-personalnyh-dannyh.docx
+++ b/docs/legal/politika-obrabotki-personalnyh-dannyh.docx
@@ -784,7 +784,7 @@
           <w:sz w:val="22"/>
           <w:szCs w:val="22"/>
         </w:rPr>
-        <w:t xml:space="preserve">Пользователи Сервиса: адрес электронной почты (вход по одноразовому коду); имя и адрес электронной почты, а также идентификатор учётной записи, получаемые от сервисов авторизации Яндекс ID, VK ID и Mail.ru при входе через них; страна; наименование организации и должность (для представителей юридических лиц); сведения о проектах, балансе и операциях в Сервисе; содержание текстовых и голосовых запросов на генерацию и правку сайтов и переписки в чате правок (голосовые записи автоматически преобразуются в текст); загружаемые Пользователем файлы и изображения, в том числе фотографии Пользователя, предоставляемые им для создания изображений; сведения о платежах и заказанных услугах (платёжные реквизиты обрабатываются платёжным сервисом ЮKassa; Оператору доступны сведения о факте и сумме платежа и маскированный номер карты);</w:t>
+        <w:t xml:space="preserve">Пользователи Сервиса: адрес электронной почты (вход по одноразовому коду); имя и адрес электронной почты, а также идентификатор учётной записи, получаемые от сервисов авторизации Яндекс ID, VK ID, Mail.ru, Сбер ID и T-ID при входе через них; страна; наименование организации и должность (для представителей юридических лиц); сведения о проектах, балансе и операциях в Сервисе; содержание текстовых и голосовых запросов на генерацию и правку сайтов и переписки в чате правок (голосовые записи автоматически преобразуются в текст); загружаемые Пользователем файлы и изображения, в том числе фотографии Пользователя, предоставляемые им для создания изображений; сведения о платежах и заказанных услугах (платёжные реквизиты обрабатываются платёжным сервисом ЮKassa; Оператору доступны сведения о факте и сумме платежа и маскированный номер карты);</w:t>
       </w:r>
     </w:p>
     <w:p>
@@ -1180,7 +1180,7 @@
                 <w:sz w:val="20"/>
                 <w:szCs w:val="20"/>
               </w:rPr>
-              <w:t xml:space="preserve">Пользователи: адрес электронной почты; имя, e-mail и идентификатор учётной записи, получаемые от Яндекс ID / VK ID / Mail.ru; страна; наименование организации и должность (для представителей юридических лиц); сведения о проектах, балансе и операциях в Сервисе; сведения о заказанных услугах</w:t>
+              <w:t xml:space="preserve">Пользователи: адрес электронной почты; имя, e-mail и идентификатор учётной записи, получаемые от Яндекс ID / VK ID / Mail.ru / Сбер ID / T-ID; страна; наименование организации и должность (для представителей юридических лиц); сведения о проектах, балансе и операциях в Сервисе; сведения о заказанных услугах</w:t>
             </w:r>
           </w:p>
         </w:tc>
@@ -2723,7 +2723,45 @@
           <w:sz w:val="22"/>
           <w:szCs w:val="22"/>
         </w:rPr>
-        <w:t xml:space="preserve">ООО «ВК» (ИНН 7743001840, ОГРН 1027739850962) — сервис авторизации VK ID (включая вход через Mail.ru): аналогично, по выбору Пользователя.</w:t>
+        <w:t xml:space="preserve">ООО «ВК» (ИНН 7743001840, ОГРН 1027739850962) — сервис авторизации VK ID (включая вход через Mail.ru): аналогично, по выбору Пользователя;</w:t>
+      </w:r>
+    </w:p>
+    <w:p>
+      <w:pPr>
+        <w:pStyle w:val="ListParagraph"/>
+        <w:numPr>
+          <w:ilvl w:val="0"/>
+          <w:numId w:val="2"/>
+        </w:numPr>
+        <w:spacing w:after="40" w:line="276" w:lineRule="auto"/>
+        <w:jc w:val="both"/>
+      </w:pPr>
+      <w:r>
+        <w:rPr>
+          <w:rFonts w:ascii="Times New Roman" w:cs="Times New Roman" w:eastAsia="Times New Roman" w:hAnsi="Times New Roman"/>
+          <w:sz w:val="22"/>
+          <w:szCs w:val="22"/>
+        </w:rPr>
+        <w:t xml:space="preserve">ПАО Сбербанк (ИНН 7707083893, ОГРН 1027700132195) — сервис авторизации Сбер ID: аналогично, по выбору Пользователя;</w:t>
+      </w:r>
+    </w:p>
+    <w:p>
+      <w:pPr>
+        <w:pStyle w:val="ListParagraph"/>
+        <w:numPr>
+          <w:ilvl w:val="0"/>
+          <w:numId w:val="2"/>
+        </w:numPr>
+        <w:spacing w:after="40" w:line="276" w:lineRule="auto"/>
+        <w:jc w:val="both"/>
+      </w:pPr>
+      <w:r>
+        <w:rPr>
+          <w:rFonts w:ascii="Times New Roman" w:cs="Times New Roman" w:eastAsia="Times New Roman" w:hAnsi="Times New Roman"/>
+          <w:sz w:val="22"/>
+          <w:szCs w:val="22"/>
+        </w:rPr>
+        <w:t xml:space="preserve">АО «ТБанк» (ИНН 7710140679, ОГРН 1027739642281) — сервис авторизации T-ID: аналогично, по выбору Пользователя.</w:t>
       </w:r>
     </w:p>
     <w:p>

--- a/docs/legal/politika-obrabotki-personalnyh-dannyh.docx
+++ b/docs/legal/politika-obrabotki-personalnyh-dannyh.docx
@@ -521,21 +521,21 @@
           <w:sz w:val="22"/>
           <w:szCs w:val="22"/>
         </w:rPr>
-        <w:t xml:space="preserve">3.1. Оператор персональных данных: Общество с ограниченной ответственностью «Генпорт» (ООО «Генпорт»), ИНН 1200023416, ОГРН 1261200002238, адрес: 424003, Республика Марий Эл, г. Йошкар-Ола, ул. Машиностроителей, д. 26.</w:t>
-      </w:r>
-    </w:p>
-    <w:p>
-      <w:pPr>
-        <w:spacing w:after="80" w:line="276" w:lineRule="auto"/>
-        <w:jc w:val="both"/>
-      </w:pPr>
-      <w:r>
-        <w:rPr>
-          <w:rFonts w:ascii="Times New Roman" w:cs="Times New Roman" w:eastAsia="Times New Roman" w:hAnsi="Times New Roman"/>
-          <w:sz w:val="22"/>
-          <w:szCs w:val="22"/>
-        </w:rPr>
-        <w:t xml:space="preserve">3.2. Контактные данные по вопросам обработки персональных данных: адрес электронной почты dom@gdesite.ru, почтовый адрес: 424003, Республика Марий Эл, г. Йошкар-Ола, ул. Машиностроителей, д. 26.</w:t>
+        <w:t xml:space="preserve">3.1. Оператор персональных данных: Общество с ограниченной ответственностью «Генпорт» (ООО «Генпорт»), ИНН 1200023416, ОГРН 1261200002238, адрес: 424003, Республика Марий Эл, г. Йошкар-Ола, ул. Машиностроителей, д. 26, пом. 2.</w:t>
+      </w:r>
+    </w:p>
+    <w:p>
+      <w:pPr>
+        <w:spacing w:after="80" w:line="276" w:lineRule="auto"/>
+        <w:jc w:val="both"/>
+      </w:pPr>
+      <w:r>
+        <w:rPr>
+          <w:rFonts w:ascii="Times New Roman" w:cs="Times New Roman" w:eastAsia="Times New Roman" w:hAnsi="Times New Roman"/>
+          <w:sz w:val="22"/>
+          <w:szCs w:val="22"/>
+        </w:rPr>
+        <w:t xml:space="preserve">3.2. Контактные данные по вопросам обработки персональных данных: адрес электронной почты dom@gdesite.ru, почтовый адрес: 424003, Республика Марий Эл, г. Йошкар-Ола, ул. Машиностроителей, д. 26, пом. 2.</w:t>
       </w:r>
     </w:p>
     <w:p>

--- a/docs/legal/politika-obrabotki-personalnyh-dannyh.docx
+++ b/docs/legal/politika-obrabotki-personalnyh-dannyh.docx
@@ -675,45 +675,45 @@
           <w:sz w:val="22"/>
           <w:szCs w:val="22"/>
         </w:rPr>
-        <w:t xml:space="preserve">представители (работники) контрагентов и партнёров Оператора;</w:t>
-      </w:r>
-    </w:p>
-    <w:p>
-      <w:pPr>
-        <w:pStyle w:val="ListParagraph"/>
-        <w:numPr>
-          <w:ilvl w:val="0"/>
-          <w:numId w:val="2"/>
-        </w:numPr>
-        <w:spacing w:after="40" w:line="276" w:lineRule="auto"/>
-        <w:jc w:val="both"/>
-      </w:pPr>
-      <w:r>
-        <w:rPr>
-          <w:rFonts w:ascii="Times New Roman" w:cs="Times New Roman" w:eastAsia="Times New Roman" w:hAnsi="Times New Roman"/>
-          <w:sz w:val="22"/>
-          <w:szCs w:val="22"/>
-        </w:rPr>
-        <w:t xml:space="preserve">участники мероприятий, опросов и акций, проводимых Оператором;</w:t>
-      </w:r>
-    </w:p>
-    <w:p>
-      <w:pPr>
-        <w:pStyle w:val="ListParagraph"/>
-        <w:numPr>
-          <w:ilvl w:val="0"/>
-          <w:numId w:val="2"/>
-        </w:numPr>
-        <w:spacing w:after="40" w:line="276" w:lineRule="auto"/>
-        <w:jc w:val="both"/>
-      </w:pPr>
-      <w:r>
-        <w:rPr>
-          <w:rFonts w:ascii="Times New Roman" w:cs="Times New Roman" w:eastAsia="Times New Roman" w:hAnsi="Times New Roman"/>
-          <w:sz w:val="22"/>
-          <w:szCs w:val="22"/>
-        </w:rPr>
-        <w:t xml:space="preserve">работники Оператора и соискатели на вакантные должности (обработка регулируется трудовым законодательством и локальными нормативными актами Оператора);</w:t>
+        <w:t xml:space="preserve">контрагенты и партнёры Оператора — физические лица (в том числе индивидуальные предприниматели и самозанятые), а также представители (работники) контрагентов и партнёров Оператора;</w:t>
+      </w:r>
+    </w:p>
+    <w:p>
+      <w:pPr>
+        <w:pStyle w:val="ListParagraph"/>
+        <w:numPr>
+          <w:ilvl w:val="0"/>
+          <w:numId w:val="2"/>
+        </w:numPr>
+        <w:spacing w:after="40" w:line="276" w:lineRule="auto"/>
+        <w:jc w:val="both"/>
+      </w:pPr>
+      <w:r>
+        <w:rPr>
+          <w:rFonts w:ascii="Times New Roman" w:cs="Times New Roman" w:eastAsia="Times New Roman" w:hAnsi="Times New Roman"/>
+          <w:sz w:val="22"/>
+          <w:szCs w:val="22"/>
+        </w:rPr>
+        <w:t xml:space="preserve">участники мероприятий, опросов, конкурсов и акций, проводимых Оператором;</w:t>
+      </w:r>
+    </w:p>
+    <w:p>
+      <w:pPr>
+        <w:pStyle w:val="ListParagraph"/>
+        <w:numPr>
+          <w:ilvl w:val="0"/>
+          <w:numId w:val="2"/>
+        </w:numPr>
+        <w:spacing w:after="40" w:line="276" w:lineRule="auto"/>
+        <w:jc w:val="both"/>
+      </w:pPr>
+      <w:r>
+        <w:rPr>
+          <w:rFonts w:ascii="Times New Roman" w:cs="Times New Roman" w:eastAsia="Times New Roman" w:hAnsi="Times New Roman"/>
+          <w:sz w:val="22"/>
+          <w:szCs w:val="22"/>
+        </w:rPr>
+        <w:t xml:space="preserve">работники Оператора (в том числе бывшие), члены их семей (в объёме, предусмотренном трудовым и налоговым законодательством) и соискатели на вакантные должности (обработка регулируется трудовым законодательством и локальными нормативными актами Оператора);</w:t>
       </w:r>
     </w:p>
     <w:p>
@@ -841,6 +841,25 @@
           <w:sz w:val="22"/>
           <w:szCs w:val="22"/>
         </w:rPr>
+        <w:t xml:space="preserve">контрагенты — физические лица (индивидуальные предприниматели, самозанятые): фамилия, имя, отчество; ИНН; ОГРНИП (при наличии); реквизиты документа, удостоверяющего личность; адрес регистрации; номер телефона; адрес электронной почты; банковские реквизиты; сведения, содержащиеся в договорах и первичных учётных документах;</w:t>
+      </w:r>
+    </w:p>
+    <w:p>
+      <w:pPr>
+        <w:pStyle w:val="ListParagraph"/>
+        <w:numPr>
+          <w:ilvl w:val="0"/>
+          <w:numId w:val="2"/>
+        </w:numPr>
+        <w:spacing w:after="40" w:line="276" w:lineRule="auto"/>
+        <w:jc w:val="both"/>
+      </w:pPr>
+      <w:r>
+        <w:rPr>
+          <w:rFonts w:ascii="Times New Roman" w:cs="Times New Roman" w:eastAsia="Times New Roman" w:hAnsi="Times New Roman"/>
+          <w:sz w:val="22"/>
+          <w:szCs w:val="22"/>
+        </w:rPr>
         <w:t xml:space="preserve">представители контрагентов: фамилия, имя, отчество, должность, номер телефона, адрес электронной почты, почтовый адрес, сведения, содержащиеся в договорах и доверенностях;</w:t>
       </w:r>
     </w:p>
@@ -860,26 +879,26 @@
           <w:sz w:val="22"/>
           <w:szCs w:val="22"/>
         </w:rPr>
-        <w:t xml:space="preserve">участники мероприятий: фамилия, имя, отчество, номер телефона, адрес электронной почты, никнеймы в мессенджерах и социальных сетях, сведения о роде деятельности;</w:t>
-      </w:r>
-    </w:p>
-    <w:p>
-      <w:pPr>
-        <w:pStyle w:val="ListParagraph"/>
-        <w:numPr>
-          <w:ilvl w:val="0"/>
-          <w:numId w:val="2"/>
-        </w:numPr>
-        <w:spacing w:after="40" w:line="276" w:lineRule="auto"/>
-        <w:jc w:val="both"/>
-      </w:pPr>
-      <w:r>
-        <w:rPr>
-          <w:rFonts w:ascii="Times New Roman" w:cs="Times New Roman" w:eastAsia="Times New Roman" w:hAnsi="Times New Roman"/>
-          <w:sz w:val="22"/>
-          <w:szCs w:val="22"/>
-        </w:rPr>
-        <w:t xml:space="preserve">работники Оператора: фамилия, имя, отчество; пол; дата и место рождения; гражданство; реквизиты документа, удостоверяющего личность; адрес регистрации и фактического проживания; ИНН; СНИЛС; номер телефона; адрес электронной почты; сведения об образовании и квалификации; должность; сведения о трудовой деятельности и стаже; сведения о воинском учёте; семейное положение и состав семьи, данные свидетельств о рождении детей (в объёме, необходимом для предоставления гарантий, льгот и налоговых вычетов); сведения о заработной плате и иных доходах, начислениях и удержаниях; банковские реквизиты для выплаты заработной платы;</w:t>
+        <w:t xml:space="preserve">участники мероприятий, опросов, конкурсов и акций: фамилия, имя, отчество, номер телефона, адрес электронной почты, никнеймы в мессенджерах и социальных сетях, сведения о роде деятельности, ответы на вопросы анкет и опросов, иные сведения, добровольно предоставленные участником;</w:t>
+      </w:r>
+    </w:p>
+    <w:p>
+      <w:pPr>
+        <w:pStyle w:val="ListParagraph"/>
+        <w:numPr>
+          <w:ilvl w:val="0"/>
+          <w:numId w:val="2"/>
+        </w:numPr>
+        <w:spacing w:after="40" w:line="276" w:lineRule="auto"/>
+        <w:jc w:val="both"/>
+      </w:pPr>
+      <w:r>
+        <w:rPr>
+          <w:rFonts w:ascii="Times New Roman" w:cs="Times New Roman" w:eastAsia="Times New Roman" w:hAnsi="Times New Roman"/>
+          <w:sz w:val="22"/>
+          <w:szCs w:val="22"/>
+        </w:rPr>
+        <w:t xml:space="preserve">работники Оператора: фамилия, имя, отчество; пол; дата и место рождения; гражданство; реквизиты документа, удостоверяющего личность; адрес регистрации и фактического проживания; ИНН; СНИЛС; номер телефона; адрес электронной почты; сведения об образовании и квалификации; профессия, должность; сведения о трудовой деятельности и стаже; сведения о воинском учёте; семейное положение и состав семьи, данные свидетельств о рождении детей (в объёме, необходимом для предоставления гарантий, льгот и налоговых вычетов); сведения о заработной плате и иных доходах, начислениях и удержаниях; банковские реквизиты для выплаты заработной платы;</w:t>
       </w:r>
     </w:p>
     <w:p>
@@ -1750,7 +1769,7 @@
                 <w:sz w:val="20"/>
                 <w:szCs w:val="20"/>
               </w:rPr>
-              <w:t xml:space="preserve">Представители контрагентов: Ф.И.О., должность, телефон, e-mail, почтовый адрес, сведения, содержащиеся в договорах и доверенностях</w:t>
+              <w:t xml:space="preserve">Контрагенты — физические лица (ИП, самозанятые): Ф.И.О., ИНН, ОГРНИП, реквизиты паспорта, адрес регистрации, телефон, e-mail, банковские реквизиты, сведения из договоров и первичных учётных документов. Представители контрагентов: Ф.И.О., должность, телефон, e-mail, почтовый адрес, сведения, содержащиеся в договорах и доверенностях</w:t>
             </w:r>
           </w:p>
         </w:tc>
@@ -1778,7 +1797,7 @@
                 <w:sz w:val="20"/>
                 <w:szCs w:val="20"/>
               </w:rPr>
-              <w:t xml:space="preserve">п. 5 ч. 1 ст. 6 (договор); п. 7 ч. 1 ст. 6 (законные интересы)</w:t>
+              <w:t xml:space="preserve">п. 5 ч. 1 ст. 6 (договор); п. 7 ч. 1 ст. 6 (законные интересы); п. 2 ч. 1 ст. 6 (обязанности по НК РФ и Федеральному закону от 06.12.2011 № 402-ФЗ)</w:t>
             </w:r>
           </w:p>
         </w:tc>
@@ -1836,7 +1855,7 @@
                 <w:sz w:val="20"/>
                 <w:szCs w:val="20"/>
               </w:rPr>
-              <w:t xml:space="preserve">Проведение мероприятий, опросов и акций</w:t>
+              <w:t xml:space="preserve">Проведение мероприятий, опросов, конкурсов и акций</w:t>
             </w:r>
           </w:p>
         </w:tc>
@@ -1864,7 +1883,7 @@
                 <w:sz w:val="20"/>
                 <w:szCs w:val="20"/>
               </w:rPr>
-              <w:t xml:space="preserve">Участники: Ф.И.О., телефон, e-mail, никнеймы в мессенджерах и социальных сетях, сведения о роде деятельности</w:t>
+              <w:t xml:space="preserve">Участники: Ф.И.О., телефон, e-mail, никнеймы в мессенджерах и социальных сетях, сведения о роде деятельности, ответы на вопросы анкет и опросов, иные сведения, добровольно предоставленные участником</w:t>
             </w:r>
           </w:p>
         </w:tc>
@@ -1978,7 +1997,7 @@
                 <w:sz w:val="20"/>
                 <w:szCs w:val="20"/>
               </w:rPr>
-              <w:t xml:space="preserve">Работники: Ф.И.О., пол, дата и место рождения, гражданство, реквизиты паспорта, адреса регистрации и проживания, ИНН, СНИЛС, телефон, e-mail, образование и квалификация, должность, трудовая деятельность и стаж, воинский учёт, семейное положение, состав семьи и свидетельства о рождении детей, сведения о заработной плате, банковские реквизиты. Соискатели: Ф.И.О., дата рождения, телефон, e-mail, образование, квалификация и опыт работы, иные сведения из резюме</w:t>
+              <w:t xml:space="preserve">Работники: Ф.И.О., пол, дата и место рождения, гражданство, реквизиты паспорта, адреса регистрации и проживания, ИНН, СНИЛС, телефон, e-mail, образование и квалификация, профессия, должность, трудовая деятельность и стаж, воинский учёт, семейное положение, состав семьи и свидетельства о рождении детей, сведения о заработной плате, банковские реквизиты. Соискатели: Ф.И.О., дата рождения, телефон, e-mail, образование, квалификация и опыт работы, иные сведения из резюме</w:t>
             </w:r>
           </w:p>
         </w:tc>
@@ -2092,7 +2111,7 @@
                 <w:sz w:val="20"/>
                 <w:szCs w:val="20"/>
               </w:rPr>
-              <w:t xml:space="preserve">Пользователи: содержание текстовых запросов и переписки в чате правок; голосовые записи запросов; загружаемые файлы и изображения, включая фотографии Пользователя (изображение лица); результаты генерации</w:t>
+              <w:t xml:space="preserve">Пользователи: содержание текстовых запросов и переписки в чате правок; голосовые записи запросов; загружаемые файлы и изображения, включая фотографии Пользователя (изображение лица); результаты генерации; контактные и иные данные, которые Пользователь включает в запросы и в контент создаваемого сайта</w:t>
             </w:r>
           </w:p>
         </w:tc>
@@ -3354,7 +3373,26 @@
           <w:sz w:val="22"/>
           <w:szCs w:val="22"/>
         </w:rPr>
-        <w:t xml:space="preserve">применяются разграничение и учёт прав доступа, парольная защита и двухфакторная аутентификация, антивирусная защита, межсетевое экранирование, шифрование каналов связи (TLS/SSL);</w:t>
+        <w:t xml:space="preserve">применяются разграничение и учёт прав доступа, парольная защита и двухфакторная аутентификация, антивирусная защита, межсетевое экранирование, защита каналов связи с использованием защищённого протокола HTTPS (TLS);</w:t>
+      </w:r>
+    </w:p>
+    <w:p>
+      <w:pPr>
+        <w:pStyle w:val="ListParagraph"/>
+        <w:numPr>
+          <w:ilvl w:val="0"/>
+          <w:numId w:val="2"/>
+        </w:numPr>
+        <w:spacing w:after="40" w:line="276" w:lineRule="auto"/>
+        <w:jc w:val="both"/>
+      </w:pPr>
+      <w:r>
+        <w:rPr>
+          <w:rFonts w:ascii="Times New Roman" w:cs="Times New Roman" w:eastAsia="Times New Roman" w:hAnsi="Times New Roman"/>
+          <w:sz w:val="22"/>
+          <w:szCs w:val="22"/>
+        </w:rPr>
+        <w:t xml:space="preserve">ведётся учёт машинных носителей персональных данных;</w:t>
       </w:r>
     </w:p>
     <w:p>
